--- a/src/content/bios/Annan-KA 2019.docx
+++ b/src/content/bios/Annan-KA 2019.docx
@@ -1,6 +1,6 @@
 
 <file path=word/document.xml><?xml version="1.0" encoding="utf-8"?>
-<w:document xmlns:wpc="http://schemas.microsoft.com/office/word/2010/wordprocessingCanvas" xmlns:cx="http://schemas.microsoft.com/office/drawing/2014/chartex" xmlns:cx1="http://schemas.microsoft.com/office/drawing/2015/9/8/chartex" xmlns:cx2="http://schemas.microsoft.com/office/drawing/2015/10/21/chartex" xmlns:cx3="http://schemas.microsoft.com/office/drawing/2016/5/9/chartex" xmlns:cx4="http://schemas.microsoft.com/office/drawing/2016/5/10/chartex" xmlns:cx5="http://schemas.microsoft.com/office/drawing/2016/5/11/chartex" xmlns:cx6="http://schemas.microsoft.com/office/drawing/2016/5/12/chartex" xmlns:cx7="http://schemas.microsoft.com/office/drawing/2016/5/13/chartex" xmlns:cx8="http://schemas.microsoft.com/office/drawing/2016/5/14/chartex" xmlns:mc="http://schemas.openxmlformats.org/markup-compatibility/2006" xmlns:aink="http://schemas.microsoft.com/office/drawing/2016/ink" xmlns:am3d="http://schemas.microsoft.com/office/drawing/2017/model3d" xmlns:o="urn:schemas-microsoft-com:office:office" xmlns:oel="http://schemas.microsoft.com/office/2019/extlst" xmlns:r="http://schemas.openxmlformats.org/officeDocument/2006/relationships" xmlns:m="http://schemas.openxmlformats.org/officeDocument/2006/math" xmlns:v="urn:schemas-microsoft-com:vml" xmlns:wp14="http://schemas.microsoft.com/office/word/2010/wordprocessingDrawing" xmlns:wp="http://schemas.openxmlformats.org/drawingml/2006/wordprocessingDrawing" xmlns:w10="urn:schemas-microsoft-com:office:word" xmlns:w="http://schemas.openxmlformats.org/wordprocessingml/2006/main" xmlns:w14="http://schemas.microsoft.com/office/word/2010/wordml" xmlns:w15="http://schemas.microsoft.com/office/word/2012/wordml" xmlns:w16cex="http://schemas.microsoft.com/office/word/2018/wordml/cex" xmlns:w16cid="http://schemas.microsoft.com/office/word/2016/wordml/cid" xmlns:w16="http://schemas.microsoft.com/office/word/2018/wordml" xmlns:w16du="http://schemas.microsoft.com/office/word/2023/wordml/word16du" xmlns:w16sdtdh="http://schemas.microsoft.com/office/word/2020/wordml/sdtdatahash" xmlns:w16sdtfl="http://schemas.microsoft.com/office/word/2024/wordml/sdtformatlock" xmlns:w16se="http://schemas.microsoft.com/office/word/2015/wordml/symex" xmlns:wpg="http://schemas.microsoft.com/office/word/2010/wordprocessingGroup" xmlns:wpi="http://schemas.microsoft.com/office/word/2010/wordprocessingInk" xmlns:wne="http://schemas.microsoft.com/office/word/2006/wordml" xmlns:wps="http://schemas.microsoft.com/office/word/2010/wordprocessingShape" mc:Ignorable="w14 w15 w16se w16cid w16 w16cex w16sdtdh w16sdtfl w16du wp14">
+<w:document xmlns:wpc="http://schemas.microsoft.com/office/word/2010/wordprocessingCanvas" xmlns:cx="http://schemas.microsoft.com/office/drawing/2014/chartex" xmlns:cx1="http://schemas.microsoft.com/office/drawing/2015/9/8/chartex" xmlns:cx2="http://schemas.microsoft.com/office/drawing/2015/10/21/chartex" xmlns:cx3="http://schemas.microsoft.com/office/drawing/2016/5/9/chartex" xmlns:cx4="http://schemas.microsoft.com/office/drawing/2016/5/10/chartex" xmlns:cx5="http://schemas.microsoft.com/office/drawing/2016/5/11/chartex" xmlns:cx6="http://schemas.microsoft.com/office/drawing/2016/5/12/chartex" xmlns:cx7="http://schemas.microsoft.com/office/drawing/2016/5/13/chartex" xmlns:cx8="http://schemas.microsoft.com/office/drawing/2016/5/14/chartex" xmlns:mc="http://schemas.openxmlformats.org/markup-compatibility/2006" xmlns:m="http://schemas.openxmlformats.org/officeDocument/2006/math" xmlns:aink="http://schemas.microsoft.com/office/drawing/2016/ink" xmlns:am3d="http://schemas.microsoft.com/office/drawing/2017/model3d" xmlns:oel="http://schemas.microsoft.com/office/2019/extlst" xmlns:r="http://schemas.openxmlformats.org/officeDocument/2006/relationships" xmlns:wp14="http://schemas.microsoft.com/office/word/2010/wordprocessingDrawing" xmlns:wp="http://schemas.openxmlformats.org/drawingml/2006/wordprocessingDrawing" xmlns:wpg="http://schemas.microsoft.com/office/word/2010/wordprocessingGroup" xmlns:wpi="http://schemas.microsoft.com/office/word/2010/wordprocessingInk" xmlns:wps="http://schemas.microsoft.com/office/word/2010/wordprocessingShape" xmlns:o="urn:schemas-microsoft-com:office:office" xmlns:v="urn:schemas-microsoft-com:vml" xmlns:w10="urn:schemas-microsoft-com:office:word" xmlns:w="http://schemas.openxmlformats.org/wordprocessingml/2006/main" xmlns:w14="http://schemas.microsoft.com/office/word/2010/wordml" xmlns:w15="http://schemas.microsoft.com/office/word/2012/wordml" xmlns:w16cei="http://schemas.microsoft.com/office/word/2026/wordml/cei" xmlns:w16cex="http://schemas.microsoft.com/office/word/2018/wordml/cex" xmlns:w16cid="http://schemas.microsoft.com/office/word/2016/wordml/cid" xmlns:w16="http://schemas.microsoft.com/office/word/2018/wordml" xmlns:w16sdtdh="http://schemas.microsoft.com/office/word/2020/wordml/sdtdatahash" xmlns:w16sdtfl="http://schemas.microsoft.com/office/word/2024/wordml/sdtformatlock" xmlns:w16se="http://schemas.microsoft.com/office/word/2015/wordml/symex" xmlns:w16du="http://schemas.microsoft.com/office/word/2023/wordml/word16du" xmlns:wne="http://schemas.microsoft.com/office/word/2006/wordml" mc:Ignorable="w14 w15 w16se w16cid w16 w16cex w16sdtdh w16sdtfl w16du wp14">
   <w:body>
     <w:p>
       <w:pPr>
@@ -228,105 +228,6 @@
           <w:lang w:val="en-GB"/>
         </w:rPr>
         <w:t>.</w:t>
-      </w:r>
-    </w:p>
-    <w:p>
-      <w:pPr>
-        <w:pStyle w:val="Normaalweb"/>
-        <w:shd w:val="clear" w:color="auto" w:fill="FFFFFF"/>
-        <w:spacing w:before="0" w:after="0"/>
-        <w:jc w:val="both"/>
-        <w:rPr>
-          <w:b/>
-          <w:bCs/>
-          <w:u w:val="single"/>
-          <w:lang w:val="en-GB"/>
-        </w:rPr>
-      </w:pPr>
-      <w:r>
-        <w:rPr>
-          <w:b/>
-          <w:bCs/>
-          <w:noProof/>
-          <w:u w:val="single"/>
-          <w:lang w:val="en-GB"/>
-        </w:rPr>
-        <w:drawing>
-          <wp:anchor distT="0" distB="0" distL="114300" distR="114300" simplePos="0" relativeHeight="251659264" behindDoc="0" locked="0" layoutInCell="1" allowOverlap="1" wp14:anchorId="5407892F" wp14:editId="7D231A16">
-            <wp:simplePos x="0" y="0"/>
-            <wp:positionH relativeFrom="column">
-              <wp:posOffset>-5080</wp:posOffset>
-            </wp:positionH>
-            <wp:positionV relativeFrom="paragraph">
-              <wp:posOffset>146050</wp:posOffset>
-            </wp:positionV>
-            <wp:extent cx="2565400" cy="2628900"/>
-            <wp:effectExtent l="0" t="0" r="0" b="0"/>
-            <wp:wrapSquare wrapText="bothSides"/>
-            <wp:docPr id="1" name="Image1"/>
-            <wp:cNvGraphicFramePr/>
-            <a:graphic xmlns:a="http://schemas.openxmlformats.org/drawingml/2006/main">
-              <a:graphicData uri="http://schemas.openxmlformats.org/drawingml/2006/picture">
-                <pic:pic xmlns:pic="http://schemas.openxmlformats.org/drawingml/2006/picture">
-                  <pic:nvPicPr>
-                    <pic:cNvPr id="0" name=""/>
-                    <pic:cNvPicPr/>
-                  </pic:nvPicPr>
-                  <pic:blipFill rotWithShape="1">
-                    <a:blip r:embed="rId6">
-                      <a:lum/>
-                      <a:alphaModFix/>
-                    </a:blip>
-                    <a:srcRect r="32495" b="-1724"/>
-                    <a:stretch/>
-                  </pic:blipFill>
-                  <pic:spPr bwMode="auto">
-                    <a:xfrm>
-                      <a:off x="0" y="0"/>
-                      <a:ext cx="2565400" cy="2628900"/>
-                    </a:xfrm>
-                    <a:prstGeom prst="rect">
-                      <a:avLst/>
-                    </a:prstGeom>
-                    <a:ln>
-                      <a:noFill/>
-                    </a:ln>
-                    <a:extLst>
-                      <a:ext uri="{53640926-AAD7-44D8-BBD7-CCE9431645EC}">
-                        <a14:shadowObscured xmlns:a14="http://schemas.microsoft.com/office/drawing/2010/main"/>
-                      </a:ext>
-                    </a:extLst>
-                  </pic:spPr>
-                </pic:pic>
-              </a:graphicData>
-            </a:graphic>
-            <wp14:sizeRelH relativeFrom="margin">
-              <wp14:pctWidth>0</wp14:pctWidth>
-            </wp14:sizeRelH>
-            <wp14:sizeRelV relativeFrom="margin">
-              <wp14:pctHeight>0</wp14:pctHeight>
-            </wp14:sizeRelV>
-          </wp:anchor>
-        </w:drawing>
-      </w:r>
-    </w:p>
-    <w:p>
-      <w:pPr>
-        <w:pStyle w:val="Normaalweb"/>
-        <w:shd w:val="clear" w:color="auto" w:fill="FFFFFF"/>
-        <w:spacing w:before="0" w:after="0"/>
-        <w:jc w:val="both"/>
-        <w:rPr>
-          <w:bCs/>
-          <w:lang w:val="en-GB"/>
-        </w:rPr>
-      </w:pPr>
-      <w:r>
-        <w:rPr>
-          <w:bCs/>
-          <w:lang w:val="en-GB"/>
-        </w:rPr>
-        <w:t xml:space="preserve"> </w:t>
       </w:r>
     </w:p>
     <w:p>
@@ -352,6 +253,47 @@
           <w:lang w:val="en-GB"/>
         </w:rPr>
       </w:pPr>
+      <w:r>
+        <w:rPr>
+          <w:bCs/>
+          <w:lang w:val="en-GB"/>
+        </w:rPr>
+        <w:drawing>
+          <wp:inline distT="0" distB="0" distL="0" distR="0" wp14:anchorId="6B6BBFA0" wp14:editId="1FA35C35">
+            <wp:extent cx="2730500" cy="2413000"/>
+            <wp:effectExtent l="0" t="0" r="0" b="0"/>
+            <wp:docPr id="792638262" name="Afbeelding 1"/>
+            <wp:cNvGraphicFramePr>
+              <a:graphicFrameLocks xmlns:a="http://schemas.openxmlformats.org/drawingml/2006/main" noChangeAspect="1"/>
+            </wp:cNvGraphicFramePr>
+            <a:graphic xmlns:a="http://schemas.openxmlformats.org/drawingml/2006/main">
+              <a:graphicData uri="http://schemas.openxmlformats.org/drawingml/2006/picture">
+                <pic:pic xmlns:pic="http://schemas.openxmlformats.org/drawingml/2006/picture">
+                  <pic:nvPicPr>
+                    <pic:cNvPr id="792638262" name=""/>
+                    <pic:cNvPicPr/>
+                  </pic:nvPicPr>
+                  <pic:blipFill>
+                    <a:blip r:embed="rId6"/>
+                    <a:stretch>
+                      <a:fillRect/>
+                    </a:stretch>
+                  </pic:blipFill>
+                  <pic:spPr>
+                    <a:xfrm>
+                      <a:off x="0" y="0"/>
+                      <a:ext cx="2730500" cy="2413000"/>
+                    </a:xfrm>
+                    <a:prstGeom prst="rect">
+                      <a:avLst/>
+                    </a:prstGeom>
+                  </pic:spPr>
+                </pic:pic>
+              </a:graphicData>
+            </a:graphic>
+          </wp:inline>
+        </w:drawing>
+      </w:r>
     </w:p>
     <w:p>
       <w:pPr>
@@ -360,6 +302,64 @@
         <w:spacing w:before="0" w:after="0"/>
         <w:jc w:val="both"/>
         <w:rPr>
+          <w:b/>
+          <w:bCs/>
+          <w:lang w:val="en-GB"/>
+        </w:rPr>
+      </w:pPr>
+      <w:r>
+        <w:rPr>
+          <w:lang w:val="en-GB"/>
+        </w:rPr>
+        <w:t>Source</w:t>
+      </w:r>
+      <w:r>
+        <w:rPr>
+          <w:bCs/>
+          <w:lang w:val="en-GB"/>
+        </w:rPr>
+        <w:t xml:space="preserve">: </w:t>
+      </w:r>
+      <w:r>
+        <w:rPr>
+          <w:lang w:val="en-GB"/>
+        </w:rPr>
+        <w:t xml:space="preserve">Annan, </w:t>
+      </w:r>
+      <w:r>
+        <w:rPr>
+          <w:lang w:val="en-GB"/>
+        </w:rPr>
+        <w:t>September 2003, Public</w:t>
+      </w:r>
+      <w:r>
+        <w:rPr>
+          <w:lang w:val="en-GB"/>
+        </w:rPr>
+        <w:t>,</w:t>
+      </w:r>
+      <w:r>
+        <w:rPr>
+          <w:lang w:val="en-GB"/>
+        </w:rPr>
+        <w:t xml:space="preserve"> Flickr</w:t>
+      </w:r>
+      <w:r>
+        <w:rPr>
+          <w:bCs/>
+          <w:lang w:val="en-GB"/>
+        </w:rPr>
+        <w:t xml:space="preserve"> </w:t>
+      </w:r>
+    </w:p>
+    <w:p>
+      <w:pPr>
+        <w:pStyle w:val="Normaalweb"/>
+        <w:shd w:val="clear" w:color="auto" w:fill="FFFFFF"/>
+        <w:spacing w:before="0" w:after="0"/>
+        <w:jc w:val="both"/>
+        <w:rPr>
+          <w:b/>
           <w:bCs/>
           <w:lang w:val="en-GB"/>
         </w:rPr>
@@ -372,10 +372,344 @@
         <w:spacing w:before="0" w:after="0"/>
         <w:jc w:val="both"/>
         <w:rPr>
-          <w:bCs/>
           <w:lang w:val="en-GB"/>
         </w:rPr>
       </w:pPr>
+      <w:r>
+        <w:rPr>
+          <w:lang w:val="en-GB"/>
+        </w:rPr>
+        <w:t>Annan came from</w:t>
+      </w:r>
+      <w:r>
+        <w:rPr>
+          <w:color w:val="000000"/>
+          <w:lang w:val="en-GB"/>
+        </w:rPr>
+        <w:t xml:space="preserve"> an elite family in Ghana. Both </w:t>
+      </w:r>
+      <w:r>
+        <w:rPr>
+          <w:color w:val="000000"/>
+          <w:lang w:val="en-GB"/>
+        </w:rPr>
+        <w:t xml:space="preserve">of </w:t>
+      </w:r>
+      <w:r>
+        <w:rPr>
+          <w:color w:val="000000"/>
+          <w:lang w:val="en-GB"/>
+        </w:rPr>
+        <w:t xml:space="preserve">his grandfathers and an uncle were judges. His mother belonged to the Fante ethnic group, while his father, an export manager for a Lever Brothers subsidiary, was half Fante and half Asante. From 1954 to 1957 Annan attended the </w:t>
+      </w:r>
+      <w:proofErr w:type="spellStart"/>
+      <w:r>
+        <w:rPr>
+          <w:color w:val="000000"/>
+          <w:lang w:val="en-GB"/>
+        </w:rPr>
+        <w:t>Mfantsipim</w:t>
+      </w:r>
+      <w:proofErr w:type="spellEnd"/>
+      <w:r>
+        <w:rPr>
+          <w:color w:val="000000"/>
+          <w:lang w:val="en-GB"/>
+        </w:rPr>
+        <w:t xml:space="preserve"> School, an </w:t>
+      </w:r>
+      <w:r>
+        <w:rPr>
+          <w:color w:val="000000"/>
+          <w:lang w:val="en-GB"/>
+        </w:rPr>
+        <w:t xml:space="preserve">elite </w:t>
+      </w:r>
+      <w:r>
+        <w:rPr>
+          <w:color w:val="000000"/>
+          <w:lang w:val="en-GB"/>
+        </w:rPr>
+        <w:t>Methodist boarding school in central Ghana, directed by missionaries. When Ghana obtained independence from the United Kingdom (UK) under the leadership of Kwame N</w:t>
+      </w:r>
+      <w:r>
+        <w:rPr>
+          <w:color w:val="000000"/>
+          <w:lang w:val="en-GB"/>
+        </w:rPr>
+        <w:t>k</w:t>
+      </w:r>
+      <w:r>
+        <w:rPr>
+          <w:color w:val="000000"/>
+          <w:lang w:val="en-GB"/>
+        </w:rPr>
+        <w:t xml:space="preserve">rumah in 1957, Annan experienced the enthusiastic atmosphere. However, he did not belong to Nkrumah’s </w:t>
+      </w:r>
+      <w:proofErr w:type="gramStart"/>
+      <w:r>
+        <w:rPr>
+          <w:color w:val="000000"/>
+          <w:lang w:val="en-GB"/>
+        </w:rPr>
+        <w:t>party, but</w:t>
+      </w:r>
+      <w:proofErr w:type="gramEnd"/>
+      <w:r>
+        <w:rPr>
+          <w:color w:val="000000"/>
+          <w:lang w:val="en-GB"/>
+        </w:rPr>
+        <w:t xml:space="preserve"> rather was linked to the missionaries. Both his family and school </w:t>
+      </w:r>
+      <w:r>
+        <w:rPr>
+          <w:color w:val="000000"/>
+          <w:lang w:val="en-GB"/>
+        </w:rPr>
+        <w:t>taught</w:t>
+      </w:r>
+      <w:r>
+        <w:rPr>
+          <w:color w:val="000000"/>
+          <w:lang w:val="en-GB"/>
+        </w:rPr>
+        <w:t xml:space="preserve"> him various languages, including French, English and several African languages</w:t>
+      </w:r>
+      <w:r>
+        <w:rPr>
+          <w:color w:val="000000"/>
+          <w:lang w:val="en-GB"/>
+        </w:rPr>
+        <w:t>, among them Akan and Kru</w:t>
+      </w:r>
+      <w:r>
+        <w:rPr>
+          <w:color w:val="000000"/>
+          <w:lang w:val="en-GB"/>
+        </w:rPr>
+        <w:t>.</w:t>
+      </w:r>
+      <w:r>
+        <w:rPr>
+          <w:lang w:val="en-GB"/>
+        </w:rPr>
+        <w:t xml:space="preserve"> </w:t>
+      </w:r>
+      <w:r>
+        <w:rPr>
+          <w:color w:val="000000"/>
+          <w:lang w:val="en-GB"/>
+        </w:rPr>
+        <w:t xml:space="preserve">In 1958 he began to study economics at the College of Science and Technology in Kumasi. </w:t>
+      </w:r>
+      <w:r>
+        <w:rPr>
+          <w:color w:val="000000"/>
+          <w:lang w:val="en-GB"/>
+        </w:rPr>
+        <w:t xml:space="preserve">He joined the National Union of Ghanaian Students and became its </w:t>
+      </w:r>
+      <w:r>
+        <w:rPr>
+          <w:color w:val="000000"/>
+          <w:lang w:val="en-GB"/>
+        </w:rPr>
+        <w:t>V</w:t>
+      </w:r>
+      <w:r>
+        <w:rPr>
+          <w:color w:val="000000"/>
+          <w:lang w:val="en-GB"/>
+        </w:rPr>
+        <w:t xml:space="preserve">ice </w:t>
+      </w:r>
+      <w:r>
+        <w:rPr>
+          <w:color w:val="000000"/>
+          <w:lang w:val="en-GB"/>
+        </w:rPr>
+        <w:t>P</w:t>
+      </w:r>
+      <w:r>
+        <w:rPr>
+          <w:color w:val="000000"/>
+          <w:lang w:val="en-GB"/>
+        </w:rPr>
+        <w:t xml:space="preserve">resident. When attending a conference in Sierra Leone, a representative of the Ford Foundation offered him a scholarship </w:t>
+      </w:r>
+      <w:r>
+        <w:rPr>
+          <w:color w:val="000000"/>
+          <w:lang w:val="en-GB"/>
+        </w:rPr>
+        <w:t xml:space="preserve">to study in the United States (US). </w:t>
+      </w:r>
+      <w:r>
+        <w:rPr>
+          <w:color w:val="000000"/>
+          <w:lang w:val="en-GB"/>
+        </w:rPr>
+        <w:t xml:space="preserve">In 1961 </w:t>
+      </w:r>
+      <w:r>
+        <w:rPr>
+          <w:color w:val="000000"/>
+          <w:lang w:val="en-GB"/>
+        </w:rPr>
+        <w:t>this</w:t>
+      </w:r>
+      <w:r>
+        <w:rPr>
+          <w:color w:val="000000"/>
+          <w:lang w:val="en-GB"/>
+        </w:rPr>
+        <w:t xml:space="preserve"> grant allowed him </w:t>
+      </w:r>
+      <w:r>
+        <w:rPr>
+          <w:color w:val="000000"/>
+          <w:lang w:val="en-GB"/>
+        </w:rPr>
+        <w:t>to</w:t>
+      </w:r>
+      <w:r>
+        <w:rPr>
+          <w:color w:val="000000"/>
+          <w:lang w:val="en-GB"/>
+        </w:rPr>
+        <w:t xml:space="preserve"> attend Macalester College in St. Paul, Minnesota, which at the time recruited many </w:t>
+      </w:r>
+      <w:proofErr w:type="gramStart"/>
+      <w:r>
+        <w:rPr>
+          <w:color w:val="000000"/>
+          <w:lang w:val="en-GB"/>
+        </w:rPr>
+        <w:t>Afr</w:t>
+      </w:r>
+      <w:r>
+        <w:rPr>
+          <w:color w:val="000000"/>
+          <w:lang w:val="en-GB"/>
+        </w:rPr>
+        <w:t>ican</w:t>
+      </w:r>
+      <w:r>
+        <w:rPr>
+          <w:color w:val="000000"/>
+          <w:lang w:val="en-GB"/>
+        </w:rPr>
+        <w:t>-American</w:t>
+      </w:r>
+      <w:proofErr w:type="gramEnd"/>
+      <w:r>
+        <w:rPr>
+          <w:color w:val="000000"/>
+          <w:lang w:val="en-GB"/>
+        </w:rPr>
+        <w:t xml:space="preserve"> students as well as foreign students from Africa. </w:t>
+      </w:r>
+      <w:r>
+        <w:rPr>
+          <w:color w:val="000000"/>
+          <w:lang w:val="en-GB"/>
+        </w:rPr>
+        <w:t>The college</w:t>
+      </w:r>
+      <w:r>
+        <w:rPr>
+          <w:color w:val="000000"/>
+          <w:lang w:val="en-GB"/>
+        </w:rPr>
+        <w:t xml:space="preserve"> was committed to internationalism and </w:t>
+      </w:r>
+      <w:r>
+        <w:rPr>
+          <w:color w:val="000000"/>
+          <w:lang w:val="en-GB"/>
+        </w:rPr>
+        <w:t>started flying</w:t>
+      </w:r>
+      <w:r>
+        <w:rPr>
+          <w:color w:val="000000"/>
+          <w:lang w:val="en-GB"/>
+        </w:rPr>
+        <w:t xml:space="preserve"> the United Nations (UN) flag on campus from 1950. </w:t>
+      </w:r>
+      <w:r>
+        <w:rPr>
+          <w:color w:val="000000"/>
+          <w:lang w:val="en-GB"/>
+        </w:rPr>
+        <w:t>At Macalester</w:t>
+      </w:r>
+      <w:r>
+        <w:rPr>
+          <w:color w:val="000000"/>
+          <w:lang w:val="en-GB"/>
+        </w:rPr>
+        <w:t xml:space="preserve"> Annan earned </w:t>
+      </w:r>
+      <w:r>
+        <w:rPr>
+          <w:color w:val="000000"/>
+          <w:lang w:val="en-GB"/>
+        </w:rPr>
+        <w:t>a</w:t>
+      </w:r>
+      <w:r>
+        <w:rPr>
+          <w:color w:val="000000"/>
+          <w:lang w:val="en-GB"/>
+        </w:rPr>
+        <w:t xml:space="preserve"> </w:t>
+      </w:r>
+      <w:proofErr w:type="gramStart"/>
+      <w:r>
+        <w:rPr>
+          <w:color w:val="000000"/>
+          <w:lang w:val="en-GB"/>
+        </w:rPr>
+        <w:t>Bachelor’s</w:t>
+      </w:r>
+      <w:proofErr w:type="gramEnd"/>
+      <w:r>
+        <w:rPr>
+          <w:color w:val="000000"/>
+          <w:lang w:val="en-GB"/>
+        </w:rPr>
+        <w:t xml:space="preserve"> degree </w:t>
+      </w:r>
+      <w:r>
+        <w:rPr>
+          <w:color w:val="000000"/>
+          <w:lang w:val="en-GB"/>
+        </w:rPr>
+        <w:t>and then</w:t>
+      </w:r>
+      <w:r>
+        <w:rPr>
+          <w:color w:val="000000"/>
+          <w:lang w:val="en-GB"/>
+        </w:rPr>
+        <w:t xml:space="preserve"> </w:t>
+      </w:r>
+      <w:r>
+        <w:rPr>
+          <w:color w:val="000000"/>
+          <w:lang w:val="en-GB"/>
+        </w:rPr>
+        <w:t xml:space="preserve">secured </w:t>
+      </w:r>
+      <w:r>
+        <w:rPr>
+          <w:color w:val="000000"/>
+          <w:lang w:val="en-GB"/>
+        </w:rPr>
+        <w:t>a grant from the Carnegie Endowment for International Peace to continue his studies in economics at the Graduate Institute of International Studies in Geneva, Switzerland (1961-1962).</w:t>
+      </w:r>
     </w:p>
     <w:p>
       <w:pPr>
@@ -384,465 +718,6 @@
         <w:spacing w:before="0" w:after="0"/>
         <w:jc w:val="both"/>
         <w:rPr>
-          <w:bCs/>
-          <w:lang w:val="en-GB"/>
-        </w:rPr>
-      </w:pPr>
-    </w:p>
-    <w:p>
-      <w:pPr>
-        <w:pStyle w:val="Normaalweb"/>
-        <w:shd w:val="clear" w:color="auto" w:fill="FFFFFF"/>
-        <w:spacing w:before="0" w:after="0"/>
-        <w:jc w:val="both"/>
-        <w:rPr>
-          <w:bCs/>
-          <w:lang w:val="en-GB"/>
-        </w:rPr>
-      </w:pPr>
-    </w:p>
-    <w:p>
-      <w:pPr>
-        <w:pStyle w:val="Normaalweb"/>
-        <w:shd w:val="clear" w:color="auto" w:fill="FFFFFF"/>
-        <w:spacing w:before="0" w:after="0"/>
-        <w:jc w:val="both"/>
-        <w:rPr>
-          <w:bCs/>
-          <w:lang w:val="en-GB"/>
-        </w:rPr>
-      </w:pPr>
-    </w:p>
-    <w:p>
-      <w:pPr>
-        <w:pStyle w:val="Normaalweb"/>
-        <w:shd w:val="clear" w:color="auto" w:fill="FFFFFF"/>
-        <w:spacing w:before="0" w:after="0"/>
-        <w:jc w:val="both"/>
-        <w:rPr>
-          <w:bCs/>
-          <w:lang w:val="en-GB"/>
-        </w:rPr>
-      </w:pPr>
-    </w:p>
-    <w:p>
-      <w:pPr>
-        <w:pStyle w:val="Normaalweb"/>
-        <w:shd w:val="clear" w:color="auto" w:fill="FFFFFF"/>
-        <w:spacing w:before="0" w:after="0"/>
-        <w:jc w:val="both"/>
-        <w:rPr>
-          <w:bCs/>
-          <w:lang w:val="en-GB"/>
-        </w:rPr>
-      </w:pPr>
-    </w:p>
-    <w:p>
-      <w:pPr>
-        <w:pStyle w:val="Normaalweb"/>
-        <w:shd w:val="clear" w:color="auto" w:fill="FFFFFF"/>
-        <w:spacing w:before="0" w:after="0"/>
-        <w:jc w:val="both"/>
-        <w:rPr>
-          <w:bCs/>
-          <w:lang w:val="en-GB"/>
-        </w:rPr>
-      </w:pPr>
-    </w:p>
-    <w:p>
-      <w:pPr>
-        <w:pStyle w:val="Normaalweb"/>
-        <w:shd w:val="clear" w:color="auto" w:fill="FFFFFF"/>
-        <w:spacing w:before="0" w:after="0"/>
-        <w:jc w:val="both"/>
-        <w:rPr>
-          <w:bCs/>
-          <w:lang w:val="en-GB"/>
-        </w:rPr>
-      </w:pPr>
-    </w:p>
-    <w:p>
-      <w:pPr>
-        <w:pStyle w:val="Normaalweb"/>
-        <w:shd w:val="clear" w:color="auto" w:fill="FFFFFF"/>
-        <w:spacing w:before="0" w:after="0"/>
-        <w:jc w:val="both"/>
-        <w:rPr>
-          <w:bCs/>
-          <w:lang w:val="en-GB"/>
-        </w:rPr>
-      </w:pPr>
-    </w:p>
-    <w:p>
-      <w:pPr>
-        <w:pStyle w:val="Normaalweb"/>
-        <w:shd w:val="clear" w:color="auto" w:fill="FFFFFF"/>
-        <w:spacing w:before="0" w:after="0"/>
-        <w:jc w:val="both"/>
-        <w:rPr>
-          <w:bCs/>
-          <w:lang w:val="en-GB"/>
-        </w:rPr>
-      </w:pPr>
-    </w:p>
-    <w:p>
-      <w:pPr>
-        <w:pStyle w:val="Normaalweb"/>
-        <w:shd w:val="clear" w:color="auto" w:fill="FFFFFF"/>
-        <w:spacing w:before="0" w:after="0"/>
-        <w:jc w:val="both"/>
-        <w:rPr>
-          <w:bCs/>
-          <w:lang w:val="en-GB"/>
-        </w:rPr>
-      </w:pPr>
-    </w:p>
-    <w:p>
-      <w:pPr>
-        <w:pStyle w:val="Normaalweb"/>
-        <w:shd w:val="clear" w:color="auto" w:fill="FFFFFF"/>
-        <w:spacing w:before="0" w:after="0"/>
-        <w:jc w:val="both"/>
-        <w:rPr>
-          <w:b/>
-          <w:bCs/>
-          <w:lang w:val="en-GB"/>
-        </w:rPr>
-      </w:pPr>
-      <w:r>
-        <w:rPr>
-          <w:lang w:val="en-GB"/>
-        </w:rPr>
-        <w:t>Source</w:t>
-      </w:r>
-      <w:r>
-        <w:rPr>
-          <w:bCs/>
-          <w:lang w:val="en-GB"/>
-        </w:rPr>
-        <w:t xml:space="preserve">: </w:t>
-      </w:r>
-      <w:hyperlink r:id="rId7" w:history="1">
-        <w:r>
-          <w:rPr>
-            <w:rStyle w:val="Hyperlink"/>
-            <w:bCs/>
-            <w:u w:val="none"/>
-            <w:lang w:val="en-GB"/>
-          </w:rPr>
-          <w:t>www.unmultimedia.org/photo/detail.jsp?id=107/107463&amp;key=0&amp;query=annan&amp;lang=&amp;sf</w:t>
-        </w:r>
-      </w:hyperlink>
-      <w:r>
-        <w:rPr>
-          <w:bCs/>
-          <w:lang w:val="en-GB"/>
-        </w:rPr>
-        <w:t xml:space="preserve"> </w:t>
-      </w:r>
-    </w:p>
-    <w:p>
-      <w:pPr>
-        <w:pStyle w:val="Normaalweb"/>
-        <w:shd w:val="clear" w:color="auto" w:fill="FFFFFF"/>
-        <w:spacing w:before="0" w:after="0"/>
-        <w:jc w:val="both"/>
-        <w:rPr>
-          <w:b/>
-          <w:bCs/>
-          <w:lang w:val="en-GB"/>
-        </w:rPr>
-      </w:pPr>
-    </w:p>
-    <w:p>
-      <w:pPr>
-        <w:pStyle w:val="Normaalweb"/>
-        <w:shd w:val="clear" w:color="auto" w:fill="FFFFFF"/>
-        <w:spacing w:before="0" w:after="0"/>
-        <w:jc w:val="both"/>
-        <w:rPr>
-          <w:lang w:val="en-GB"/>
-        </w:rPr>
-      </w:pPr>
-      <w:r>
-        <w:rPr>
-          <w:lang w:val="en-GB"/>
-        </w:rPr>
-        <w:t>Annan came from</w:t>
-      </w:r>
-      <w:r>
-        <w:rPr>
-          <w:color w:val="000000"/>
-          <w:lang w:val="en-GB"/>
-        </w:rPr>
-        <w:t xml:space="preserve"> an elite family in Ghana. Both </w:t>
-      </w:r>
-      <w:r>
-        <w:rPr>
-          <w:color w:val="000000"/>
-          <w:lang w:val="en-GB"/>
-        </w:rPr>
-        <w:t xml:space="preserve">of </w:t>
-      </w:r>
-      <w:r>
-        <w:rPr>
-          <w:color w:val="000000"/>
-          <w:lang w:val="en-GB"/>
-        </w:rPr>
-        <w:t xml:space="preserve">his grandfathers and an uncle were judges. His mother belonged to the Fante ethnic group, while his father, an export manager for a Lever Brothers subsidiary, was half Fante and half Asante. From 1954 to 1957 Annan attended the Mfantsipim School, an </w:t>
-      </w:r>
-      <w:r>
-        <w:rPr>
-          <w:color w:val="000000"/>
-          <w:lang w:val="en-GB"/>
-        </w:rPr>
-        <w:t xml:space="preserve">elite </w:t>
-      </w:r>
-      <w:r>
-        <w:rPr>
-          <w:color w:val="000000"/>
-          <w:lang w:val="en-GB"/>
-        </w:rPr>
-        <w:t>Methodist boarding school in central Ghana, directed by missionaries. When Ghana obtained independence from the United Kingdom (UK) under the leadership of Kwame N</w:t>
-      </w:r>
-      <w:r>
-        <w:rPr>
-          <w:color w:val="000000"/>
-          <w:lang w:val="en-GB"/>
-        </w:rPr>
-        <w:t>k</w:t>
-      </w:r>
-      <w:r>
-        <w:rPr>
-          <w:color w:val="000000"/>
-          <w:lang w:val="en-GB"/>
-        </w:rPr>
-        <w:t xml:space="preserve">rumah in 1957, Annan experienced the enthusiastic atmosphere. However, he did not belong to Nkrumah’s party, but rather was linked to the missionaries. Both his family and school </w:t>
-      </w:r>
-      <w:r>
-        <w:rPr>
-          <w:color w:val="000000"/>
-          <w:lang w:val="en-GB"/>
-        </w:rPr>
-        <w:t>taught</w:t>
-      </w:r>
-      <w:r>
-        <w:rPr>
-          <w:color w:val="000000"/>
-          <w:lang w:val="en-GB"/>
-        </w:rPr>
-        <w:t xml:space="preserve"> him various languages, including French, English and several African languages</w:t>
-      </w:r>
-      <w:r>
-        <w:rPr>
-          <w:color w:val="000000"/>
-          <w:lang w:val="en-GB"/>
-        </w:rPr>
-        <w:t>, among them Akan and Kru</w:t>
-      </w:r>
-      <w:r>
-        <w:rPr>
-          <w:color w:val="000000"/>
-          <w:lang w:val="en-GB"/>
-        </w:rPr>
-        <w:t>.</w:t>
-      </w:r>
-      <w:r>
-        <w:rPr>
-          <w:lang w:val="en-GB"/>
-        </w:rPr>
-        <w:t xml:space="preserve"> </w:t>
-      </w:r>
-      <w:r>
-        <w:rPr>
-          <w:color w:val="000000"/>
-          <w:lang w:val="en-GB"/>
-        </w:rPr>
-        <w:t xml:space="preserve">In 1958 he began to study economics at the College of Science and Technology in Kumasi. </w:t>
-      </w:r>
-      <w:r>
-        <w:rPr>
-          <w:color w:val="000000"/>
-          <w:lang w:val="en-GB"/>
-        </w:rPr>
-        <w:t xml:space="preserve">He joined the National Union of Ghanaian Students and became its </w:t>
-      </w:r>
-      <w:r>
-        <w:rPr>
-          <w:color w:val="000000"/>
-          <w:lang w:val="en-GB"/>
-        </w:rPr>
-        <w:t>V</w:t>
-      </w:r>
-      <w:r>
-        <w:rPr>
-          <w:color w:val="000000"/>
-          <w:lang w:val="en-GB"/>
-        </w:rPr>
-        <w:t xml:space="preserve">ice </w:t>
-      </w:r>
-      <w:r>
-        <w:rPr>
-          <w:color w:val="000000"/>
-          <w:lang w:val="en-GB"/>
-        </w:rPr>
-        <w:t>P</w:t>
-      </w:r>
-      <w:r>
-        <w:rPr>
-          <w:color w:val="000000"/>
-          <w:lang w:val="en-GB"/>
-        </w:rPr>
-        <w:t xml:space="preserve">resident. When attending a conference in Sierra Leone, a representative of the Ford Foundation offered him a scholarship </w:t>
-      </w:r>
-      <w:r>
-        <w:rPr>
-          <w:color w:val="000000"/>
-          <w:lang w:val="en-GB"/>
-        </w:rPr>
-        <w:t xml:space="preserve">to study in the United States (US). </w:t>
-      </w:r>
-      <w:r>
-        <w:rPr>
-          <w:color w:val="000000"/>
-          <w:lang w:val="en-GB"/>
-        </w:rPr>
-        <w:t xml:space="preserve">In 1961 </w:t>
-      </w:r>
-      <w:r>
-        <w:rPr>
-          <w:color w:val="000000"/>
-          <w:lang w:val="en-GB"/>
-        </w:rPr>
-        <w:t>this</w:t>
-      </w:r>
-      <w:r>
-        <w:rPr>
-          <w:color w:val="000000"/>
-          <w:lang w:val="en-GB"/>
-        </w:rPr>
-        <w:t xml:space="preserve"> grant allowed him </w:t>
-      </w:r>
-      <w:r>
-        <w:rPr>
-          <w:color w:val="000000"/>
-          <w:lang w:val="en-GB"/>
-        </w:rPr>
-        <w:t>to</w:t>
-      </w:r>
-      <w:r>
-        <w:rPr>
-          <w:color w:val="000000"/>
-          <w:lang w:val="en-GB"/>
-        </w:rPr>
-        <w:t xml:space="preserve"> attend Macalester College in St. Paul, Minnesota, which at the time recruited many Afr</w:t>
-      </w:r>
-      <w:r>
-        <w:rPr>
-          <w:color w:val="000000"/>
-          <w:lang w:val="en-GB"/>
-        </w:rPr>
-        <w:t>ican</w:t>
-      </w:r>
-      <w:r>
-        <w:rPr>
-          <w:color w:val="000000"/>
-          <w:lang w:val="en-GB"/>
-        </w:rPr>
-        <w:t xml:space="preserve">-American students as well as foreign students from Africa. </w:t>
-      </w:r>
-      <w:r>
-        <w:rPr>
-          <w:color w:val="000000"/>
-          <w:lang w:val="en-GB"/>
-        </w:rPr>
-        <w:t>The college</w:t>
-      </w:r>
-      <w:r>
-        <w:rPr>
-          <w:color w:val="000000"/>
-          <w:lang w:val="en-GB"/>
-        </w:rPr>
-        <w:t xml:space="preserve"> was committed to internationalism and </w:t>
-      </w:r>
-      <w:r>
-        <w:rPr>
-          <w:color w:val="000000"/>
-          <w:lang w:val="en-GB"/>
-        </w:rPr>
-        <w:t>started flying</w:t>
-      </w:r>
-      <w:r>
-        <w:rPr>
-          <w:color w:val="000000"/>
-          <w:lang w:val="en-GB"/>
-        </w:rPr>
-        <w:t xml:space="preserve"> the United Nations (UN) flag on campus from 1950. </w:t>
-      </w:r>
-      <w:r>
-        <w:rPr>
-          <w:color w:val="000000"/>
-          <w:lang w:val="en-GB"/>
-        </w:rPr>
-        <w:t>At Macalester</w:t>
-      </w:r>
-      <w:r>
-        <w:rPr>
-          <w:color w:val="000000"/>
-          <w:lang w:val="en-GB"/>
-        </w:rPr>
-        <w:t xml:space="preserve"> Annan earned </w:t>
-      </w:r>
-      <w:r>
-        <w:rPr>
-          <w:color w:val="000000"/>
-          <w:lang w:val="en-GB"/>
-        </w:rPr>
-        <w:t>a</w:t>
-      </w:r>
-      <w:r>
-        <w:rPr>
-          <w:color w:val="000000"/>
-          <w:lang w:val="en-GB"/>
-        </w:rPr>
-        <w:t xml:space="preserve"> Bachelor’s degree </w:t>
-      </w:r>
-      <w:r>
-        <w:rPr>
-          <w:color w:val="000000"/>
-          <w:lang w:val="en-GB"/>
-        </w:rPr>
-        <w:t>and then</w:t>
-      </w:r>
-      <w:r>
-        <w:rPr>
-          <w:color w:val="000000"/>
-          <w:lang w:val="en-GB"/>
-        </w:rPr>
-        <w:t xml:space="preserve"> </w:t>
-      </w:r>
-      <w:r>
-        <w:rPr>
-          <w:color w:val="000000"/>
-          <w:lang w:val="en-GB"/>
-        </w:rPr>
-        <w:t xml:space="preserve">secured </w:t>
-      </w:r>
-      <w:r>
-        <w:rPr>
-          <w:color w:val="000000"/>
-          <w:lang w:val="en-GB"/>
-        </w:rPr>
-        <w:t>a grant from the Carnegie Endowment for International Peace to continue his studies in economics at the Graduate Institute of International Studies in Geneva, Switzerland (1961-1962).</w:t>
-      </w:r>
-    </w:p>
-    <w:p>
-      <w:pPr>
-        <w:pStyle w:val="Normaalweb"/>
-        <w:shd w:val="clear" w:color="auto" w:fill="FFFFFF"/>
-        <w:spacing w:before="0" w:after="0"/>
-        <w:jc w:val="both"/>
-        <w:rPr>
           <w:color w:val="000000"/>
           <w:lang w:val="en-GB"/>
         </w:rPr>
@@ -966,7 +841,70 @@
           <w:color w:val="000000"/>
           <w:lang w:val="en-GB"/>
         </w:rPr>
-        <w:t xml:space="preserve"> where he became an administrative officer in the personnel section of the UN Economic Commission for Africa </w:t>
+        <w:t xml:space="preserve"> where he became an administrative officer in the personnel section of the UN Economic Commission for Africa (ECA)</w:t>
+      </w:r>
+      <w:r>
+        <w:rPr>
+          <w:color w:val="000000"/>
+          <w:lang w:val="en-GB"/>
+        </w:rPr>
+        <w:t>, whi</w:t>
+      </w:r>
+      <w:r>
+        <w:rPr>
+          <w:color w:val="000000"/>
+          <w:lang w:val="en-GB"/>
+        </w:rPr>
+        <w:t xml:space="preserve">ch </w:t>
+      </w:r>
+      <w:r>
+        <w:rPr>
+          <w:color w:val="000000"/>
+          <w:lang w:val="en-GB"/>
+        </w:rPr>
+        <w:t xml:space="preserve">at the time </w:t>
+      </w:r>
+      <w:r>
+        <w:rPr>
+          <w:color w:val="000000"/>
+          <w:lang w:val="en-GB"/>
+        </w:rPr>
+        <w:t>was headed by Robert Gardiner</w:t>
+      </w:r>
+      <w:r>
+        <w:rPr>
+          <w:color w:val="000000"/>
+          <w:lang w:val="en-GB"/>
+        </w:rPr>
+        <w:t xml:space="preserve">. Three years later Annan </w:t>
+      </w:r>
+      <w:r>
+        <w:rPr>
+          <w:color w:val="000000"/>
+          <w:lang w:val="en-GB"/>
+        </w:rPr>
+        <w:t>became</w:t>
+      </w:r>
+      <w:r>
+        <w:rPr>
+          <w:color w:val="000000"/>
+          <w:lang w:val="en-GB"/>
+        </w:rPr>
+        <w:t xml:space="preserve"> special assistant to the head of administration </w:t>
+      </w:r>
+      <w:r>
+        <w:rPr>
+          <w:color w:val="000000"/>
+          <w:lang w:val="en-GB"/>
+        </w:rPr>
+        <w:t xml:space="preserve">at the ECA </w:t>
+      </w:r>
+      <w:r>
+        <w:rPr>
+          <w:color w:val="000000"/>
+          <w:lang w:val="en-GB"/>
+        </w:rPr>
+        <w:t xml:space="preserve">and in November 1968 he was sent to </w:t>
       </w:r>
       <w:r>
         <w:rPr>
@@ -974,70 +912,7 @@
           <w:lang w:val="en-GB"/>
         </w:rPr>
         <w:lastRenderedPageBreak/>
-        <w:t>(ECA)</w:t>
-      </w:r>
-      <w:r>
-        <w:rPr>
-          <w:color w:val="000000"/>
-          <w:lang w:val="en-GB"/>
-        </w:rPr>
-        <w:t>, whi</w:t>
-      </w:r>
-      <w:r>
-        <w:rPr>
-          <w:color w:val="000000"/>
-          <w:lang w:val="en-GB"/>
-        </w:rPr>
-        <w:t xml:space="preserve">ch </w:t>
-      </w:r>
-      <w:r>
-        <w:rPr>
-          <w:color w:val="000000"/>
-          <w:lang w:val="en-GB"/>
-        </w:rPr>
-        <w:t xml:space="preserve">at the time </w:t>
-      </w:r>
-      <w:r>
-        <w:rPr>
-          <w:color w:val="000000"/>
-          <w:lang w:val="en-GB"/>
-        </w:rPr>
-        <w:t>was headed by Robert Gardiner</w:t>
-      </w:r>
-      <w:r>
-        <w:rPr>
-          <w:color w:val="000000"/>
-          <w:lang w:val="en-GB"/>
-        </w:rPr>
-        <w:t xml:space="preserve">. Three years later Annan </w:t>
-      </w:r>
-      <w:r>
-        <w:rPr>
-          <w:color w:val="000000"/>
-          <w:lang w:val="en-GB"/>
-        </w:rPr>
-        <w:t>became</w:t>
-      </w:r>
-      <w:r>
-        <w:rPr>
-          <w:color w:val="000000"/>
-          <w:lang w:val="en-GB"/>
-        </w:rPr>
-        <w:t xml:space="preserve"> special assistant to the head of administration </w:t>
-      </w:r>
-      <w:r>
-        <w:rPr>
-          <w:color w:val="000000"/>
-          <w:lang w:val="en-GB"/>
-        </w:rPr>
-        <w:t xml:space="preserve">at the ECA </w:t>
-      </w:r>
-      <w:r>
-        <w:rPr>
-          <w:color w:val="000000"/>
-          <w:lang w:val="en-GB"/>
-        </w:rPr>
-        <w:t>and in November 1968 he was sent to New York for a year</w:t>
+        <w:t>New York for a year</w:t>
       </w:r>
       <w:r>
         <w:rPr>
@@ -1065,7 +940,23 @@
           <w:color w:val="000000"/>
           <w:lang w:val="en-GB"/>
         </w:rPr>
-        <w:t xml:space="preserve">return he became chief of ECA’s personnel section, but felt dissatisfied with the work. </w:t>
+        <w:t xml:space="preserve">return he became chief of ECA’s </w:t>
+      </w:r>
+      <w:proofErr w:type="gramStart"/>
+      <w:r>
+        <w:rPr>
+          <w:color w:val="000000"/>
+          <w:lang w:val="en-GB"/>
+        </w:rPr>
+        <w:t>personnel section, but</w:t>
+      </w:r>
+      <w:proofErr w:type="gramEnd"/>
+      <w:r>
+        <w:rPr>
+          <w:color w:val="000000"/>
+          <w:lang w:val="en-GB"/>
+        </w:rPr>
+        <w:t xml:space="preserve"> felt dissatisfied with the work. </w:t>
       </w:r>
       <w:r>
         <w:rPr>
@@ -1093,7 +984,23 @@
           <w:color w:val="000000"/>
           <w:lang w:val="en-GB"/>
         </w:rPr>
-        <w:t xml:space="preserve"> in order to study at the Massachusetts Institute of Technology</w:t>
+        <w:t xml:space="preserve"> </w:t>
+      </w:r>
+      <w:proofErr w:type="gramStart"/>
+      <w:r>
+        <w:rPr>
+          <w:color w:val="000000"/>
+          <w:lang w:val="en-GB"/>
+        </w:rPr>
+        <w:t>in order to</w:t>
+      </w:r>
+      <w:proofErr w:type="gramEnd"/>
+      <w:r>
+        <w:rPr>
+          <w:color w:val="000000"/>
+          <w:lang w:val="en-GB"/>
+        </w:rPr>
+        <w:t xml:space="preserve"> study at the Massachusetts Institute of Technology</w:t>
       </w:r>
       <w:r>
         <w:rPr>
@@ -1191,7 +1098,23 @@
           <w:color w:val="000000"/>
           <w:lang w:val="en-GB"/>
         </w:rPr>
-        <w:t xml:space="preserve"> Master’s degree</w:t>
+        <w:t xml:space="preserve"> </w:t>
+      </w:r>
+      <w:proofErr w:type="gramStart"/>
+      <w:r>
+        <w:rPr>
+          <w:color w:val="000000"/>
+          <w:lang w:val="en-GB"/>
+        </w:rPr>
+        <w:t>Master’s</w:t>
+      </w:r>
+      <w:proofErr w:type="gramEnd"/>
+      <w:r>
+        <w:rPr>
+          <w:color w:val="000000"/>
+          <w:lang w:val="en-GB"/>
+        </w:rPr>
+        <w:t xml:space="preserve"> degree</w:t>
       </w:r>
       <w:r>
         <w:rPr>
@@ -1379,7 +1302,15 @@
           <w:color w:val="000000"/>
           <w:lang w:val="en-GB"/>
         </w:rPr>
-        <w:t>. Between 1981 and 1983 he also was a Governor of the UN International School in Geneva. In 1983 Annan divorced Alakija. They had a troubled relationship</w:t>
+        <w:t xml:space="preserve">. Between 1981 and 1983 he also was a Governor of the UN International School in Geneva. In 1983 Annan divorced Alakija. They had a troubled </w:t>
+      </w:r>
+      <w:proofErr w:type="gramStart"/>
+      <w:r>
+        <w:rPr>
+          <w:color w:val="000000"/>
+          <w:lang w:val="en-GB"/>
+        </w:rPr>
+        <w:t>relationship</w:t>
       </w:r>
       <w:r>
         <w:rPr>
@@ -1393,7 +1324,15 @@
           <w:color w:val="000000"/>
           <w:lang w:val="en-GB"/>
         </w:rPr>
-        <w:t xml:space="preserve"> but stayed together for many years. In 1984 Annan married Nane Lagergren, </w:t>
+        <w:t xml:space="preserve"> but</w:t>
+      </w:r>
+      <w:proofErr w:type="gramEnd"/>
+      <w:r>
+        <w:rPr>
+          <w:color w:val="000000"/>
+          <w:lang w:val="en-GB"/>
+        </w:rPr>
+        <w:t xml:space="preserve"> stayed together for many years. In 1984 Annan married Nane Lagergren, </w:t>
       </w:r>
       <w:r>
         <w:rPr>
@@ -1430,7 +1369,7 @@
         </w:rPr>
         <w:t>also divorced and had a child. In 1984 the couple moved to New York, where Annan became Director of the Budget Division of the Office of Financial Services at the </w:t>
       </w:r>
-      <w:hyperlink r:id="rId8" w:history="1">
+      <w:hyperlink r:id="rId7" w:history="1">
         <w:r>
           <w:rPr>
             <w:color w:val="000000"/>
@@ -1446,7 +1385,7 @@
         </w:rPr>
         <w:t xml:space="preserve"> Secretariat. In 1987 UN Secretary-General Javier Pérez de Cuéllar appointed Annan as </w:t>
       </w:r>
-      <w:hyperlink r:id="rId9" w:anchor="Assistant_Secretary-General" w:history="1">
+      <w:hyperlink r:id="rId8" w:anchor="Assistant_Secretary-General" w:history="1">
         <w:r>
           <w:rPr>
             <w:color w:val="000000"/>
@@ -1527,7 +1466,7 @@
         </w:rPr>
         <w:t xml:space="preserve">established </w:t>
       </w:r>
-      <w:hyperlink r:id="rId10" w:history="1">
+      <w:hyperlink r:id="rId9" w:history="1">
         <w:r>
           <w:rPr>
             <w:color w:val="000000"/>
@@ -1729,7 +1668,7 @@
           <w:color w:val="000000"/>
           <w:lang w:val="en-GB"/>
         </w:rPr>
-        <w:t xml:space="preserve">that a meeting with the Rwandan President would change the situation. However, while DPKO leaned on peacekeeping rules with a focus on reciprocal violence, Dallaire tried to provide evidence that Rwanda was ‘both a civil war and a site of crimes against humanity organized by Hutu extremists against the Tutsi population’. Barnett and Finnemore (2004: 124) explain DPKO’s response as the result of an organizational culture </w:t>
+        <w:t xml:space="preserve">that a meeting with the Rwandan President would change the situation. However, while DPKO leaned on peacekeeping rules with a focus on reciprocal violence, Dallaire tried to provide evidence that Rwanda was ‘both a civil war and a site of crimes against humanity organized by Hutu extremists against the Tutsi population’. Barnett and Finnemore (2004: 124) explain DPKO’s response as the result of an organizational culture in which the focus remained on killings as part of civil war, rather than being open to Dallaire’s </w:t>
       </w:r>
       <w:r>
         <w:rPr>
@@ -1737,7 +1676,7 @@
           <w:lang w:val="en-GB"/>
         </w:rPr>
         <w:lastRenderedPageBreak/>
-        <w:t>in which the focus remained on killings as part of civil war, rather than being open to Dallaire’s wider understanding on the spot: ‘At no time did DPKO or Secretary-General Boutros Boutros-Ghali seek information that might have caused them to alter their initial assessment’.</w:t>
+        <w:t>wider understanding on the spot: ‘At no time did DPKO or Secretary-General Boutros Boutros-Ghali seek information that might have caused them to alter their initial assessment’.</w:t>
       </w:r>
     </w:p>
     <w:p>
@@ -2111,7 +2050,25 @@
           <w:color w:val="000000"/>
           <w:lang w:val="en-GB"/>
         </w:rPr>
-        <w:t xml:space="preserve"> administration. France preferred someone from a francophone state, but gave in when the three African states in the Security Council supported Annan, who was</w:t>
+        <w:t xml:space="preserve"> administration. France preferred someone from a francophone </w:t>
+      </w:r>
+      <w:proofErr w:type="gramStart"/>
+      <w:r>
+        <w:rPr>
+          <w:rFonts w:ascii="Times New Roman" w:hAnsi="Times New Roman" w:cs="Times New Roman"/>
+          <w:color w:val="000000"/>
+          <w:lang w:val="en-GB"/>
+        </w:rPr>
+        <w:t>state, but</w:t>
+      </w:r>
+      <w:proofErr w:type="gramEnd"/>
+      <w:r>
+        <w:rPr>
+          <w:rFonts w:ascii="Times New Roman" w:hAnsi="Times New Roman" w:cs="Times New Roman"/>
+          <w:color w:val="000000"/>
+          <w:lang w:val="en-GB"/>
+        </w:rPr>
+        <w:t xml:space="preserve"> gave in when the three African states in the Security Council supported Annan, who was</w:t>
       </w:r>
       <w:r>
         <w:rPr>
@@ -2190,8 +2147,19 @@
           <w:color w:val="000000"/>
           <w:lang w:val="en-GB"/>
         </w:rPr>
-        <w:t>the first office-holder</w:t>
-      </w:r>
+        <w:t xml:space="preserve">the first </w:t>
+      </w:r>
+      <w:proofErr w:type="gramStart"/>
+      <w:r>
+        <w:rPr>
+          <w:rFonts w:ascii="Times New Roman" w:hAnsi="Times New Roman" w:cs="Times New Roman"/>
+          <w:bCs/>
+          <w:color w:val="000000"/>
+          <w:lang w:val="en-GB"/>
+        </w:rPr>
+        <w:t>office-holder</w:t>
+      </w:r>
+      <w:proofErr w:type="gramEnd"/>
       <w:r>
         <w:rPr>
           <w:rFonts w:ascii="Times New Roman" w:hAnsi="Times New Roman" w:cs="Times New Roman"/>
@@ -2278,7 +2246,23 @@
           <w:rFonts w:ascii="Times New Roman" w:hAnsi="Times New Roman" w:cs="Times New Roman"/>
           <w:lang w:val="en-GB"/>
         </w:rPr>
-        <w:t xml:space="preserve">both a streamlining of the UN Secretariat and a realignment of the agencies in order to rationalize reporting lines and enhance accountability. His point of departure was not to do less (as the US preferred), but rather to increase the UN’s capacity to act within existing resources. The General Assembly approved the first package of reforms in November, which included an elimination of Secretariat positions, resulting in a cut in administrative costs. This eventually </w:t>
+        <w:t xml:space="preserve">both a streamlining of the UN Secretariat and a realignment of the agencies </w:t>
+      </w:r>
+      <w:proofErr w:type="gramStart"/>
+      <w:r>
+        <w:rPr>
+          <w:rFonts w:ascii="Times New Roman" w:hAnsi="Times New Roman" w:cs="Times New Roman"/>
+          <w:lang w:val="en-GB"/>
+        </w:rPr>
+        <w:t>in order to</w:t>
+      </w:r>
+      <w:proofErr w:type="gramEnd"/>
+      <w:r>
+        <w:rPr>
+          <w:rFonts w:ascii="Times New Roman" w:hAnsi="Times New Roman" w:cs="Times New Roman"/>
+          <w:lang w:val="en-GB"/>
+        </w:rPr>
+        <w:t xml:space="preserve"> rationalize reporting lines and enhance accountability. His point of departure was not to do less (as the US preferred), but rather to increase the UN’s capacity to act within existing resources. The General Assembly approved the first package of reforms in November, which included an elimination of Secretariat positions, resulting in a cut in administrative costs. This eventually </w:t>
       </w:r>
       <w:r>
         <w:rPr>
@@ -2334,7 +2318,23 @@
           <w:rFonts w:ascii="Times New Roman" w:hAnsi="Times New Roman" w:cs="Times New Roman"/>
           <w:lang w:val="en-GB"/>
         </w:rPr>
-        <w:t xml:space="preserve">the Organization of African Unity to stop tolerating governments that come to power through military coups. Annan supported the creation of the International Criminal Court, which was established in 1998, in spite of US reluctance. </w:t>
+        <w:t xml:space="preserve">the Organization of African Unity to stop tolerating governments that come to power through military coups. Annan supported the creation of the International Criminal Court, which was established in 1998, </w:t>
+      </w:r>
+      <w:proofErr w:type="gramStart"/>
+      <w:r>
+        <w:rPr>
+          <w:rFonts w:ascii="Times New Roman" w:hAnsi="Times New Roman" w:cs="Times New Roman"/>
+          <w:lang w:val="en-GB"/>
+        </w:rPr>
+        <w:t>in spite of</w:t>
+      </w:r>
+      <w:proofErr w:type="gramEnd"/>
+      <w:r>
+        <w:rPr>
+          <w:rFonts w:ascii="Times New Roman" w:hAnsi="Times New Roman" w:cs="Times New Roman"/>
+          <w:lang w:val="en-GB"/>
+        </w:rPr>
+        <w:t xml:space="preserve"> US reluctance. </w:t>
       </w:r>
     </w:p>
     <w:p>
@@ -2368,7 +2368,23 @@
           <w:rFonts w:ascii="Times New Roman" w:hAnsi="Times New Roman" w:cs="Times New Roman"/>
           <w:lang w:val="en-GB"/>
         </w:rPr>
-        <w:t xml:space="preserve">with air strikes, Annan, in an effort to break the impasse, visited Baghdad to discuss the issue with </w:t>
+        <w:t xml:space="preserve">with air strikes, Annan, </w:t>
+      </w:r>
+      <w:proofErr w:type="gramStart"/>
+      <w:r>
+        <w:rPr>
+          <w:rFonts w:ascii="Times New Roman" w:hAnsi="Times New Roman" w:cs="Times New Roman"/>
+          <w:lang w:val="en-GB"/>
+        </w:rPr>
+        <w:t>in an effort to</w:t>
+      </w:r>
+      <w:proofErr w:type="gramEnd"/>
+      <w:r>
+        <w:rPr>
+          <w:rFonts w:ascii="Times New Roman" w:hAnsi="Times New Roman" w:cs="Times New Roman"/>
+          <w:lang w:val="en-GB"/>
+        </w:rPr>
+        <w:t xml:space="preserve"> break the impasse, visited Baghdad to discuss the issue with </w:t>
       </w:r>
       <w:r>
         <w:rPr>
@@ -2396,7 +2412,23 @@
           <w:rFonts w:ascii="Times New Roman" w:hAnsi="Times New Roman" w:cs="Times New Roman"/>
           <w:lang w:val="en-GB"/>
         </w:rPr>
-        <w:t xml:space="preserve">by the US and the UK, but resulted in an agreement with Deputy Prime Minister Tariq Aziz to accept UN resolutions and allow inspections. The US then called off the air strikes. In June 1998 Annan delivered a lecture in the UK in which he argued that the UN may intervene in a state, if that is the only way to protect its endangered inhabitants. </w:t>
+        <w:t xml:space="preserve">by the US and the </w:t>
+      </w:r>
+      <w:proofErr w:type="gramStart"/>
+      <w:r>
+        <w:rPr>
+          <w:rFonts w:ascii="Times New Roman" w:hAnsi="Times New Roman" w:cs="Times New Roman"/>
+          <w:lang w:val="en-GB"/>
+        </w:rPr>
+        <w:t>UK, but</w:t>
+      </w:r>
+      <w:proofErr w:type="gramEnd"/>
+      <w:r>
+        <w:rPr>
+          <w:rFonts w:ascii="Times New Roman" w:hAnsi="Times New Roman" w:cs="Times New Roman"/>
+          <w:lang w:val="en-GB"/>
+        </w:rPr>
+        <w:t xml:space="preserve"> resulted in an agreement with Deputy Prime Minister Tariq Aziz to accept UN resolutions and allow inspections. The US then called off the air strikes. In June 1998 Annan delivered a lecture in the UK in which he argued that the UN may intervene in a state, if that is the only way to protect its endangered inhabitants. </w:t>
       </w:r>
       <w:r>
         <w:rPr>
@@ -2480,7 +2512,7 @@
           <w:rFonts w:ascii="Times New Roman" w:hAnsi="Times New Roman" w:cs="Times New Roman"/>
           <w:lang w:val="en-GB"/>
         </w:rPr>
-        <w:t xml:space="preserve">, which was discussed by an international </w:t>
+        <w:t xml:space="preserve">, which was discussed by an international commission in 2001 and adopted by the 2005 high-level UN World Summit. In 1999 Annan </w:t>
       </w:r>
       <w:r>
         <w:rPr>
@@ -2488,7 +2520,7 @@
           <w:lang w:val="en-GB"/>
         </w:rPr>
         <w:lastRenderedPageBreak/>
-        <w:t>commission in 2001 and adopted by the 2005 high-level UN World Summit. In 1999 Annan issued a report on the Srebrenica massacre of July 1995 during the Bosnian War, in which he assigned blame to both the UN Secretariat and Security Council members. The same year an independent commission issued a report on the Rwanda genocide, also blaming the Secretariat and Council members. Annan’s report</w:t>
+        <w:t>issued a report on the Srebrenica massacre of July 1995 during the Bosnian War, in which he assigned blame to both the UN Secretariat and Security Council members. The same year an independent commission issued a report on the Rwanda genocide, also blaming the Secretariat and Council members. Annan’s report</w:t>
       </w:r>
       <w:r>
         <w:rPr>
@@ -2806,11 +2838,19 @@
         </w:rPr>
         <w:t>-</w:t>
       </w:r>
-      <w:r>
-        <w:rPr>
-          <w:lang w:val="en-GB"/>
-        </w:rPr>
-        <w:t xml:space="preserve">Baradei of the International Atomic Energy Agency. In February 2003 US Secretary of State Collin Powell failed to convince the Security Council </w:t>
+      <w:proofErr w:type="spellStart"/>
+      <w:r>
+        <w:rPr>
+          <w:lang w:val="en-GB"/>
+        </w:rPr>
+        <w:t>Baradei</w:t>
+      </w:r>
+      <w:proofErr w:type="spellEnd"/>
+      <w:r>
+        <w:rPr>
+          <w:lang w:val="en-GB"/>
+        </w:rPr>
+        <w:t xml:space="preserve"> of the International Atomic Energy Agency. In February 2003 US Secretary of State Collin Powell failed to convince the Security Council </w:t>
       </w:r>
       <w:r>
         <w:rPr>
@@ -2846,7 +2886,21 @@
         <w:rPr>
           <w:lang w:val="en-GB"/>
         </w:rPr>
-        <w:t xml:space="preserve"> to prevent the invasion. In May the UN accepted the de facto situation and Annan sent a mission to Iraq, headed by UN High Commissioner for Human Rights Sérgio Vieira de Mello, who developed a better relationship with the Iraqis than the US officials headed by Paul Bremer. When</w:t>
+        <w:t xml:space="preserve"> to prevent the invasion. In May the UN accepted the de facto </w:t>
+      </w:r>
+      <w:proofErr w:type="gramStart"/>
+      <w:r>
+        <w:rPr>
+          <w:lang w:val="en-GB"/>
+        </w:rPr>
+        <w:t>situation</w:t>
+      </w:r>
+      <w:proofErr w:type="gramEnd"/>
+      <w:r>
+        <w:rPr>
+          <w:lang w:val="en-GB"/>
+        </w:rPr>
+        <w:t xml:space="preserve"> and Annan sent a mission to Iraq, headed by UN High Commissioner for Human Rights Sérgio Vieira de Mello, who developed a better relationship with the Iraqis than the US officials headed by Paul Bremer. When</w:t>
       </w:r>
       <w:r>
         <w:rPr>
@@ -2954,14 +3008,14 @@
         <w:rPr>
           <w:lang w:val="en-GB"/>
         </w:rPr>
-        <w:t xml:space="preserve"> between the UN and the US, a series of small scandals in the UN’s handling of the Oil-for-Food Programme gave the UN and Annan unwelcome publicity. The programme, established in 1995, allowed Iraq to sell oil on the world </w:t>
+        <w:t xml:space="preserve"> between the UN and the US, a series of small scandals in the UN’s handling of the Oil-for-Food Programme gave the UN and Annan unwelcome publicity. The programme, established in 1995, allowed Iraq to sell oil on the world market in exchange for food and medicine for its citizens who were affected by the economic </w:t>
       </w:r>
       <w:r>
         <w:rPr>
           <w:lang w:val="en-GB"/>
         </w:rPr>
         <w:lastRenderedPageBreak/>
-        <w:t xml:space="preserve">market in exchange for food and medicine for its citizens who were affected by the economic sanctions. It was discovered that Annan’s son Kojo was </w:t>
+        <w:t xml:space="preserve">sanctions. It was discovered that Annan’s son Kojo was </w:t>
       </w:r>
       <w:r>
         <w:rPr>
@@ -3306,12 +3360,26 @@
         <w:rPr>
           <w:lang w:val="en-GB" w:eastAsia="fr-FR"/>
         </w:rPr>
-        <w:t xml:space="preserve"> as a result of the World Summit, based on the idea </w:t>
-      </w:r>
+        <w:t xml:space="preserve"> </w:t>
+      </w:r>
+      <w:proofErr w:type="gramStart"/>
       <w:r>
         <w:rPr>
           <w:lang w:val="en-GB" w:eastAsia="fr-FR"/>
         </w:rPr>
+        <w:t>as a result of</w:t>
+      </w:r>
+      <w:proofErr w:type="gramEnd"/>
+      <w:r>
+        <w:rPr>
+          <w:lang w:val="en-GB" w:eastAsia="fr-FR"/>
+        </w:rPr>
+        <w:t xml:space="preserve"> the World Summit, based on the idea </w:t>
+      </w:r>
+      <w:r>
+        <w:rPr>
+          <w:lang w:val="en-GB" w:eastAsia="fr-FR"/>
+        </w:rPr>
         <w:t xml:space="preserve">that </w:t>
       </w:r>
       <w:r>
@@ -3360,7 +3428,21 @@
         <w:rPr>
           <w:lang w:val="en-GB"/>
         </w:rPr>
-        <w:t xml:space="preserve">Enlarging the Security Council, in order to make the Council more representative of the current world, proved </w:t>
+        <w:t xml:space="preserve">Enlarging the Security Council, </w:t>
+      </w:r>
+      <w:proofErr w:type="gramStart"/>
+      <w:r>
+        <w:rPr>
+          <w:lang w:val="en-GB"/>
+        </w:rPr>
+        <w:t>in order to</w:t>
+      </w:r>
+      <w:proofErr w:type="gramEnd"/>
+      <w:r>
+        <w:rPr>
+          <w:lang w:val="en-GB"/>
+        </w:rPr>
+        <w:t xml:space="preserve"> make the Council more representative of the current world, proved </w:t>
       </w:r>
       <w:r>
         <w:rPr>
@@ -3679,7 +3761,7 @@
           <w:rFonts w:ascii="Times New Roman" w:hAnsi="Times New Roman" w:cs="Times New Roman"/>
           <w:lang w:val="en-GB"/>
         </w:rPr>
-        <w:t xml:space="preserve"> </w:t>
+        <w:t xml:space="preserve"> from the Bill and Melinda Gates Foundation. He also wanted to strengthen the ties between the </w:t>
       </w:r>
       <w:r>
         <w:rPr>
@@ -3687,7 +3769,23 @@
           <w:lang w:val="en-GB"/>
         </w:rPr>
         <w:lastRenderedPageBreak/>
-        <w:t xml:space="preserve">from the Bill and Melinda Gates Foundation. He also wanted to strengthen the ties between the private business sector and the UN in order to promote development. Having studied management, Annan was not afraid of contacting enterprises. At the World Economic Forum </w:t>
+        <w:t xml:space="preserve">private business sector and the UN </w:t>
+      </w:r>
+      <w:proofErr w:type="gramStart"/>
+      <w:r>
+        <w:rPr>
+          <w:rFonts w:ascii="Times New Roman" w:hAnsi="Times New Roman" w:cs="Times New Roman"/>
+          <w:lang w:val="en-GB"/>
+        </w:rPr>
+        <w:t>in order to</w:t>
+      </w:r>
+      <w:proofErr w:type="gramEnd"/>
+      <w:r>
+        <w:rPr>
+          <w:rFonts w:ascii="Times New Roman" w:hAnsi="Times New Roman" w:cs="Times New Roman"/>
+          <w:lang w:val="en-GB"/>
+        </w:rPr>
+        <w:t xml:space="preserve"> promote development. Having studied management, Annan was not afraid of contacting enterprises. At the World Economic Forum </w:t>
       </w:r>
       <w:r>
         <w:rPr>
@@ -3825,7 +3923,21 @@
         <w:rPr>
           <w:lang w:val="en-GB"/>
         </w:rPr>
-        <w:t>not appoint many Africans in the UN, but rather acted as a world citizen in his effort to bring the peoples of the world together</w:t>
+        <w:t xml:space="preserve">not appoint many Africans in the </w:t>
+      </w:r>
+      <w:proofErr w:type="gramStart"/>
+      <w:r>
+        <w:rPr>
+          <w:lang w:val="en-GB"/>
+        </w:rPr>
+        <w:t>UN, but</w:t>
+      </w:r>
+      <w:proofErr w:type="gramEnd"/>
+      <w:r>
+        <w:rPr>
+          <w:lang w:val="en-GB"/>
+        </w:rPr>
+        <w:t xml:space="preserve"> rather acted as a world citizen in his effort to bring the peoples of the world together</w:t>
       </w:r>
       <w:r>
         <w:rPr>
@@ -3981,7 +4093,23 @@
           <w:color w:val="000000"/>
           <w:lang w:val="en-GB"/>
         </w:rPr>
-        <w:t xml:space="preserve">In February 2012 Annan was appointed as the UN and Arab League Joint Special Envoy to Syria in order to try </w:t>
+        <w:t xml:space="preserve">In February 2012 Annan was appointed as the UN and Arab League Joint Special Envoy to Syria </w:t>
+      </w:r>
+      <w:proofErr w:type="gramStart"/>
+      <w:r>
+        <w:rPr>
+          <w:color w:val="000000"/>
+          <w:lang w:val="en-GB"/>
+        </w:rPr>
+        <w:t>in order to</w:t>
+      </w:r>
+      <w:proofErr w:type="gramEnd"/>
+      <w:r>
+        <w:rPr>
+          <w:color w:val="000000"/>
+          <w:lang w:val="en-GB"/>
+        </w:rPr>
+        <w:t xml:space="preserve"> try </w:t>
       </w:r>
       <w:r>
         <w:rPr>
@@ -4002,14 +4130,46 @@
           <w:color w:val="000000"/>
           <w:lang w:val="en-GB"/>
         </w:rPr>
-        <w:t xml:space="preserve">of that year </w:t>
-      </w:r>
-      <w:r>
-        <w:rPr>
-          <w:color w:val="000000"/>
-          <w:lang w:val="en-GB"/>
-        </w:rPr>
-        <w:t xml:space="preserve">he brokered a UN-backed ceasefire, but fighting between the Syrian army and the rebels continued. As a result, Annan resigned. </w:t>
+        <w:t xml:space="preserve">of that </w:t>
+      </w:r>
+      <w:proofErr w:type="gramStart"/>
+      <w:r>
+        <w:rPr>
+          <w:color w:val="000000"/>
+          <w:lang w:val="en-GB"/>
+        </w:rPr>
+        <w:t>year</w:t>
+      </w:r>
+      <w:proofErr w:type="gramEnd"/>
+      <w:r>
+        <w:rPr>
+          <w:color w:val="000000"/>
+          <w:lang w:val="en-GB"/>
+        </w:rPr>
+        <w:t xml:space="preserve"> </w:t>
+      </w:r>
+      <w:r>
+        <w:rPr>
+          <w:color w:val="000000"/>
+          <w:lang w:val="en-GB"/>
+        </w:rPr>
+        <w:t xml:space="preserve">he brokered </w:t>
+      </w:r>
+      <w:proofErr w:type="gramStart"/>
+      <w:r>
+        <w:rPr>
+          <w:color w:val="000000"/>
+          <w:lang w:val="en-GB"/>
+        </w:rPr>
+        <w:t>a</w:t>
+      </w:r>
+      <w:proofErr w:type="gramEnd"/>
+      <w:r>
+        <w:rPr>
+          <w:color w:val="000000"/>
+          <w:lang w:val="en-GB"/>
+        </w:rPr>
+        <w:t xml:space="preserve"> UN-backed ceasefire, but fighting between the Syrian army and the rebels continued. As a result, Annan resigned. </w:t>
       </w:r>
       <w:r>
         <w:rPr>
@@ -4019,7 +4179,7 @@
         </w:rPr>
         <w:t>In September 2016 Annan was asked to lead the </w:t>
       </w:r>
-      <w:hyperlink r:id="rId11" w:history="1">
+      <w:hyperlink r:id="rId10" w:history="1">
         <w:r>
           <w:rPr>
             <w:bCs/>
@@ -4037,7 +4197,7 @@
         </w:rPr>
         <w:t> in </w:t>
       </w:r>
-      <w:hyperlink r:id="rId12" w:history="1">
+      <w:hyperlink r:id="rId11" w:history="1">
         <w:r>
           <w:rPr>
             <w:bCs/>
@@ -4053,7 +4213,25 @@
           <w:color w:val="000000"/>
           <w:lang w:val="en-GB"/>
         </w:rPr>
-        <w:t xml:space="preserve"> in order to find a solution for the persecution of the Rohingya people. The Annan Commission released its final report in August 2017. Annan tried unsuccessfully to engage the UN in resolv</w:t>
+        <w:t xml:space="preserve"> </w:t>
+      </w:r>
+      <w:proofErr w:type="gramStart"/>
+      <w:r>
+        <w:rPr>
+          <w:bCs/>
+          <w:color w:val="000000"/>
+          <w:lang w:val="en-GB"/>
+        </w:rPr>
+        <w:t>in order to</w:t>
+      </w:r>
+      <w:proofErr w:type="gramEnd"/>
+      <w:r>
+        <w:rPr>
+          <w:bCs/>
+          <w:color w:val="000000"/>
+          <w:lang w:val="en-GB"/>
+        </w:rPr>
+        <w:t xml:space="preserve"> find a solution for the persecution of the Rohingya people. The Annan Commission released its final report in August 2017. Annan tried unsuccessfully to engage the UN in resolv</w:t>
       </w:r>
       <w:r>
         <w:rPr>
@@ -4158,7 +4336,7 @@
         </w:rPr>
         <w:t xml:space="preserve">at the United Nations, see </w:t>
       </w:r>
-      <w:hyperlink r:id="rId13" w:history="1">
+      <w:hyperlink r:id="rId12" w:history="1">
         <w:r>
           <w:rPr>
             <w:rStyle w:val="Internetlink"/>
@@ -4371,25 +4549,26 @@
           <w:color w:val="000000"/>
           <w:lang w:val="en-GB" w:eastAsia="fr-FR"/>
         </w:rPr>
-        <w:t xml:space="preserve">‘Strategies for World Peace: The View of the UN Secretary-General; The United Nations’ Priorities for the Future </w:t>
-      </w:r>
-      <w:r>
-        <w:rPr>
-          <w:rFonts w:ascii="Times New Roman" w:hAnsi="Times New Roman" w:cs="Times New Roman"/>
+        <w:t xml:space="preserve">‘Strategies for World Peace: The View of the UN Secretary-General; The United Nations’ Priorities for the Future Are to Promote Democracy, Prevent Conflict, and Lessen the Burden of Global Poverty’ in </w:t>
+      </w:r>
+      <w:r>
+        <w:rPr>
+          <w:rFonts w:ascii="Times New Roman" w:hAnsi="Times New Roman" w:cs="Times New Roman"/>
+          <w:i/>
           <w:color w:val="000000"/>
           <w:lang w:val="en-GB" w:eastAsia="fr-FR"/>
         </w:rPr>
+        <w:t xml:space="preserve">The </w:t>
+      </w:r>
+      <w:r>
+        <w:rPr>
+          <w:rFonts w:ascii="Times New Roman" w:hAnsi="Times New Roman" w:cs="Times New Roman"/>
+          <w:i/>
+          <w:color w:val="000000"/>
+          <w:lang w:val="en-GB" w:eastAsia="fr-FR"/>
+        </w:rPr>
         <w:lastRenderedPageBreak/>
-        <w:t xml:space="preserve">Are to Promote Democracy, Prevent Conflict, and Lessen the Burden of Global Poverty’ in </w:t>
-      </w:r>
-      <w:r>
-        <w:rPr>
-          <w:rFonts w:ascii="Times New Roman" w:hAnsi="Times New Roman" w:cs="Times New Roman"/>
-          <w:i/>
-          <w:color w:val="000000"/>
-          <w:lang w:val="en-GB" w:eastAsia="fr-FR"/>
-        </w:rPr>
-        <w:t>The Futurist</w:t>
+        <w:t>Futurist</w:t>
       </w:r>
       <w:r>
         <w:rPr>
@@ -4689,7 +4868,25 @@
           <w:color w:val="000000"/>
           <w:lang w:val="en-GB"/>
         </w:rPr>
-        <w:t>, New York 2012 (with N. Mousavideh);</w:t>
+        <w:t xml:space="preserve">, New York 2012 (with N. </w:t>
+      </w:r>
+      <w:proofErr w:type="spellStart"/>
+      <w:r>
+        <w:rPr>
+          <w:rFonts w:ascii="Times New Roman" w:hAnsi="Times New Roman" w:cs="Times New Roman"/>
+          <w:color w:val="000000"/>
+          <w:lang w:val="en-GB"/>
+        </w:rPr>
+        <w:t>Mousavideh</w:t>
+      </w:r>
+      <w:proofErr w:type="spellEnd"/>
+      <w:r>
+        <w:rPr>
+          <w:rFonts w:ascii="Times New Roman" w:hAnsi="Times New Roman" w:cs="Times New Roman"/>
+          <w:color w:val="000000"/>
+          <w:lang w:val="en-GB"/>
+        </w:rPr>
+        <w:t>);</w:t>
       </w:r>
       <w:r>
         <w:rPr>
@@ -4767,7 +4964,23 @@
           <w:rFonts w:ascii="Times New Roman" w:hAnsi="Times New Roman" w:cs="Times New Roman"/>
           <w:lang w:val="en-GB"/>
         </w:rPr>
-        <w:t xml:space="preserve"> Ph. Gourevitch, ‘The Optimist: Kofi Annan’s U.N. Has Never Been More Important and More Imperilled’ in </w:t>
+        <w:t xml:space="preserve"> Ph. </w:t>
+      </w:r>
+      <w:proofErr w:type="spellStart"/>
+      <w:r>
+        <w:rPr>
+          <w:rFonts w:ascii="Times New Roman" w:hAnsi="Times New Roman" w:cs="Times New Roman"/>
+          <w:lang w:val="en-GB"/>
+        </w:rPr>
+        <w:t>Gourevitch</w:t>
+      </w:r>
+      <w:proofErr w:type="spellEnd"/>
+      <w:r>
+        <w:rPr>
+          <w:rFonts w:ascii="Times New Roman" w:hAnsi="Times New Roman" w:cs="Times New Roman"/>
+          <w:lang w:val="en-GB"/>
+        </w:rPr>
+        <w:t xml:space="preserve">, ‘The Optimist: Kofi Annan’s U.N. Has Never Been More Important and More Imperilled’ in </w:t>
       </w:r>
       <w:r>
         <w:rPr>
@@ -4831,7 +5044,23 @@
           <w:rFonts w:ascii="Times New Roman" w:hAnsi="Times New Roman" w:cs="Times New Roman"/>
           <w:lang w:val="en-GB"/>
         </w:rPr>
-        <w:t xml:space="preserve">, 2004 (film with Kofi Annan); E. Waha, </w:t>
+        <w:t xml:space="preserve">, 2004 (film with Kofi Annan); E. </w:t>
+      </w:r>
+      <w:proofErr w:type="spellStart"/>
+      <w:r>
+        <w:rPr>
+          <w:rFonts w:ascii="Times New Roman" w:hAnsi="Times New Roman" w:cs="Times New Roman"/>
+          <w:lang w:val="en-GB"/>
+        </w:rPr>
+        <w:t>Waha</w:t>
+      </w:r>
+      <w:proofErr w:type="spellEnd"/>
+      <w:r>
+        <w:rPr>
+          <w:rFonts w:ascii="Times New Roman" w:hAnsi="Times New Roman" w:cs="Times New Roman"/>
+          <w:lang w:val="en-GB"/>
+        </w:rPr>
+        <w:t xml:space="preserve">, </w:t>
       </w:r>
       <w:r>
         <w:rPr>
@@ -4847,23 +5076,135 @@
           <w:rFonts w:ascii="Times New Roman" w:hAnsi="Times New Roman" w:cs="Times New Roman"/>
           <w:lang w:val="en-GB"/>
         </w:rPr>
-        <w:t xml:space="preserve">, Victoria 2004; P.-E. Deldique, </w:t>
-      </w:r>
-      <w:r>
-        <w:rPr>
-          <w:rFonts w:ascii="Times New Roman" w:hAnsi="Times New Roman" w:cs="Times New Roman"/>
-          <w:i/>
-          <w:iCs/>
-          <w:lang w:val="en-GB"/>
-        </w:rPr>
-        <w:t>Fin de partie à l’ONU: Les réformes de la dernière chance</w:t>
-      </w:r>
-      <w:r>
-        <w:rPr>
-          <w:rFonts w:ascii="Times New Roman" w:hAnsi="Times New Roman" w:cs="Times New Roman"/>
-          <w:lang w:val="en-GB"/>
-        </w:rPr>
-        <w:t xml:space="preserve">, Paris 2005; L. Gordenker, </w:t>
+        <w:t xml:space="preserve">, Victoria 2004; P.-E. </w:t>
+      </w:r>
+      <w:proofErr w:type="spellStart"/>
+      <w:r>
+        <w:rPr>
+          <w:rFonts w:ascii="Times New Roman" w:hAnsi="Times New Roman" w:cs="Times New Roman"/>
+          <w:lang w:val="en-GB"/>
+        </w:rPr>
+        <w:t>Deldique</w:t>
+      </w:r>
+      <w:proofErr w:type="spellEnd"/>
+      <w:r>
+        <w:rPr>
+          <w:rFonts w:ascii="Times New Roman" w:hAnsi="Times New Roman" w:cs="Times New Roman"/>
+          <w:lang w:val="en-GB"/>
+        </w:rPr>
+        <w:t xml:space="preserve">, </w:t>
+      </w:r>
+      <w:r>
+        <w:rPr>
+          <w:rFonts w:ascii="Times New Roman" w:hAnsi="Times New Roman" w:cs="Times New Roman"/>
+          <w:i/>
+          <w:iCs/>
+          <w:lang w:val="en-GB"/>
+        </w:rPr>
+        <w:t xml:space="preserve">Fin de </w:t>
+      </w:r>
+      <w:proofErr w:type="spellStart"/>
+      <w:r>
+        <w:rPr>
+          <w:rFonts w:ascii="Times New Roman" w:hAnsi="Times New Roman" w:cs="Times New Roman"/>
+          <w:i/>
+          <w:iCs/>
+          <w:lang w:val="en-GB"/>
+        </w:rPr>
+        <w:t>partie</w:t>
+      </w:r>
+      <w:proofErr w:type="spellEnd"/>
+      <w:r>
+        <w:rPr>
+          <w:rFonts w:ascii="Times New Roman" w:hAnsi="Times New Roman" w:cs="Times New Roman"/>
+          <w:i/>
+          <w:iCs/>
+          <w:lang w:val="en-GB"/>
+        </w:rPr>
+        <w:t xml:space="preserve"> à </w:t>
+      </w:r>
+      <w:proofErr w:type="spellStart"/>
+      <w:r>
+        <w:rPr>
+          <w:rFonts w:ascii="Times New Roman" w:hAnsi="Times New Roman" w:cs="Times New Roman"/>
+          <w:i/>
+          <w:iCs/>
+          <w:lang w:val="en-GB"/>
+        </w:rPr>
+        <w:t>l’ONU</w:t>
+      </w:r>
+      <w:proofErr w:type="spellEnd"/>
+      <w:r>
+        <w:rPr>
+          <w:rFonts w:ascii="Times New Roman" w:hAnsi="Times New Roman" w:cs="Times New Roman"/>
+          <w:i/>
+          <w:iCs/>
+          <w:lang w:val="en-GB"/>
+        </w:rPr>
+        <w:t xml:space="preserve">: Les </w:t>
+      </w:r>
+      <w:proofErr w:type="spellStart"/>
+      <w:r>
+        <w:rPr>
+          <w:rFonts w:ascii="Times New Roman" w:hAnsi="Times New Roman" w:cs="Times New Roman"/>
+          <w:i/>
+          <w:iCs/>
+          <w:lang w:val="en-GB"/>
+        </w:rPr>
+        <w:t>réformes</w:t>
+      </w:r>
+      <w:proofErr w:type="spellEnd"/>
+      <w:r>
+        <w:rPr>
+          <w:rFonts w:ascii="Times New Roman" w:hAnsi="Times New Roman" w:cs="Times New Roman"/>
+          <w:i/>
+          <w:iCs/>
+          <w:lang w:val="en-GB"/>
+        </w:rPr>
+        <w:t xml:space="preserve"> de la </w:t>
+      </w:r>
+      <w:proofErr w:type="spellStart"/>
+      <w:r>
+        <w:rPr>
+          <w:rFonts w:ascii="Times New Roman" w:hAnsi="Times New Roman" w:cs="Times New Roman"/>
+          <w:i/>
+          <w:iCs/>
+          <w:lang w:val="en-GB"/>
+        </w:rPr>
+        <w:t>dernière</w:t>
+      </w:r>
+      <w:proofErr w:type="spellEnd"/>
+      <w:r>
+        <w:rPr>
+          <w:rFonts w:ascii="Times New Roman" w:hAnsi="Times New Roman" w:cs="Times New Roman"/>
+          <w:i/>
+          <w:iCs/>
+          <w:lang w:val="en-GB"/>
+        </w:rPr>
+        <w:t xml:space="preserve"> chance</w:t>
+      </w:r>
+      <w:r>
+        <w:rPr>
+          <w:rFonts w:ascii="Times New Roman" w:hAnsi="Times New Roman" w:cs="Times New Roman"/>
+          <w:lang w:val="en-GB"/>
+        </w:rPr>
+        <w:t xml:space="preserve">, Paris 2005; L. </w:t>
+      </w:r>
+      <w:proofErr w:type="spellStart"/>
+      <w:r>
+        <w:rPr>
+          <w:rFonts w:ascii="Times New Roman" w:hAnsi="Times New Roman" w:cs="Times New Roman"/>
+          <w:lang w:val="en-GB"/>
+        </w:rPr>
+        <w:t>Gordenker</w:t>
+      </w:r>
+      <w:proofErr w:type="spellEnd"/>
+      <w:r>
+        <w:rPr>
+          <w:rFonts w:ascii="Times New Roman" w:hAnsi="Times New Roman" w:cs="Times New Roman"/>
+          <w:lang w:val="en-GB"/>
+        </w:rPr>
+        <w:t xml:space="preserve">, </w:t>
       </w:r>
       <w:r>
         <w:rPr>
@@ -4888,7 +5229,51 @@
           <w:color w:val="000000"/>
           <w:lang w:val="en-GB"/>
         </w:rPr>
-        <w:t>La réforme des Nations unies: Avis sur le rapport Annan</w:t>
+        <w:t xml:space="preserve">La </w:t>
+      </w:r>
+      <w:proofErr w:type="spellStart"/>
+      <w:r>
+        <w:rPr>
+          <w:rFonts w:ascii="Times New Roman" w:hAnsi="Times New Roman" w:cs="Times New Roman"/>
+          <w:i/>
+          <w:iCs/>
+          <w:color w:val="000000"/>
+          <w:lang w:val="en-GB"/>
+        </w:rPr>
+        <w:t>réforme</w:t>
+      </w:r>
+      <w:proofErr w:type="spellEnd"/>
+      <w:r>
+        <w:rPr>
+          <w:rFonts w:ascii="Times New Roman" w:hAnsi="Times New Roman" w:cs="Times New Roman"/>
+          <w:i/>
+          <w:iCs/>
+          <w:color w:val="000000"/>
+          <w:lang w:val="en-GB"/>
+        </w:rPr>
+        <w:t xml:space="preserve"> des Nations </w:t>
+      </w:r>
+      <w:proofErr w:type="spellStart"/>
+      <w:r>
+        <w:rPr>
+          <w:rFonts w:ascii="Times New Roman" w:hAnsi="Times New Roman" w:cs="Times New Roman"/>
+          <w:i/>
+          <w:iCs/>
+          <w:color w:val="000000"/>
+          <w:lang w:val="en-GB"/>
+        </w:rPr>
+        <w:t>unies</w:t>
+      </w:r>
+      <w:proofErr w:type="spellEnd"/>
+      <w:r>
+        <w:rPr>
+          <w:rFonts w:ascii="Times New Roman" w:hAnsi="Times New Roman" w:cs="Times New Roman"/>
+          <w:i/>
+          <w:iCs/>
+          <w:color w:val="000000"/>
+          <w:lang w:val="en-GB"/>
+        </w:rPr>
+        <w:t>: Avis sur le rapport Annan</w:t>
       </w:r>
       <w:r>
         <w:rPr>
@@ -4928,7 +5313,27 @@
           <w:iCs/>
           <w:lang w:val="en-GB"/>
         </w:rPr>
-        <w:t>Kofi Annan, ein Leben</w:t>
+        <w:t xml:space="preserve">Kofi Annan, </w:t>
+      </w:r>
+      <w:proofErr w:type="spellStart"/>
+      <w:r>
+        <w:rPr>
+          <w:rFonts w:ascii="Times New Roman" w:hAnsi="Times New Roman" w:cs="Times New Roman"/>
+          <w:i/>
+          <w:iCs/>
+          <w:lang w:val="en-GB"/>
+        </w:rPr>
+        <w:t>ein</w:t>
+      </w:r>
+      <w:proofErr w:type="spellEnd"/>
+      <w:r>
+        <w:rPr>
+          <w:rFonts w:ascii="Times New Roman" w:hAnsi="Times New Roman" w:cs="Times New Roman"/>
+          <w:i/>
+          <w:iCs/>
+          <w:lang w:val="en-GB"/>
+        </w:rPr>
+        <w:t xml:space="preserve"> Leben</w:t>
       </w:r>
       <w:r>
         <w:rPr>
@@ -4943,17 +5348,136 @@
           <w:color w:val="000000"/>
           <w:lang w:val="en-GB"/>
         </w:rPr>
-        <w:t xml:space="preserve"> Chetail, ‘La réforme de l’ONU depuis le Sommet mondial de 2005: bilan et perspectives’ in </w:t>
-      </w:r>
-      <w:r>
-        <w:rPr>
-          <w:rFonts w:ascii="Times New Roman" w:hAnsi="Times New Roman" w:cs="Times New Roman"/>
-          <w:i/>
-          <w:color w:val="000000"/>
-          <w:lang w:val="en-GB"/>
-        </w:rPr>
-        <w:t>Relations internationales</w:t>
-      </w:r>
+        <w:t xml:space="preserve"> </w:t>
+      </w:r>
+      <w:proofErr w:type="spellStart"/>
+      <w:r>
+        <w:rPr>
+          <w:rFonts w:ascii="Times New Roman" w:hAnsi="Times New Roman" w:cs="Times New Roman"/>
+          <w:color w:val="000000"/>
+          <w:lang w:val="en-GB"/>
+        </w:rPr>
+        <w:t>Chetail</w:t>
+      </w:r>
+      <w:proofErr w:type="spellEnd"/>
+      <w:r>
+        <w:rPr>
+          <w:rFonts w:ascii="Times New Roman" w:hAnsi="Times New Roman" w:cs="Times New Roman"/>
+          <w:color w:val="000000"/>
+          <w:lang w:val="en-GB"/>
+        </w:rPr>
+        <w:t xml:space="preserve">, ‘La </w:t>
+      </w:r>
+      <w:proofErr w:type="spellStart"/>
+      <w:r>
+        <w:rPr>
+          <w:rFonts w:ascii="Times New Roman" w:hAnsi="Times New Roman" w:cs="Times New Roman"/>
+          <w:color w:val="000000"/>
+          <w:lang w:val="en-GB"/>
+        </w:rPr>
+        <w:t>réforme</w:t>
+      </w:r>
+      <w:proofErr w:type="spellEnd"/>
+      <w:r>
+        <w:rPr>
+          <w:rFonts w:ascii="Times New Roman" w:hAnsi="Times New Roman" w:cs="Times New Roman"/>
+          <w:color w:val="000000"/>
+          <w:lang w:val="en-GB"/>
+        </w:rPr>
+        <w:t xml:space="preserve"> de </w:t>
+      </w:r>
+      <w:proofErr w:type="spellStart"/>
+      <w:r>
+        <w:rPr>
+          <w:rFonts w:ascii="Times New Roman" w:hAnsi="Times New Roman" w:cs="Times New Roman"/>
+          <w:color w:val="000000"/>
+          <w:lang w:val="en-GB"/>
+        </w:rPr>
+        <w:t>l’ONU</w:t>
+      </w:r>
+      <w:proofErr w:type="spellEnd"/>
+      <w:r>
+        <w:rPr>
+          <w:rFonts w:ascii="Times New Roman" w:hAnsi="Times New Roman" w:cs="Times New Roman"/>
+          <w:color w:val="000000"/>
+          <w:lang w:val="en-GB"/>
+        </w:rPr>
+        <w:t xml:space="preserve"> </w:t>
+      </w:r>
+      <w:proofErr w:type="spellStart"/>
+      <w:r>
+        <w:rPr>
+          <w:rFonts w:ascii="Times New Roman" w:hAnsi="Times New Roman" w:cs="Times New Roman"/>
+          <w:color w:val="000000"/>
+          <w:lang w:val="en-GB"/>
+        </w:rPr>
+        <w:t>depuis</w:t>
+      </w:r>
+      <w:proofErr w:type="spellEnd"/>
+      <w:r>
+        <w:rPr>
+          <w:rFonts w:ascii="Times New Roman" w:hAnsi="Times New Roman" w:cs="Times New Roman"/>
+          <w:color w:val="000000"/>
+          <w:lang w:val="en-GB"/>
+        </w:rPr>
+        <w:t xml:space="preserve"> le Sommet </w:t>
+      </w:r>
+      <w:proofErr w:type="spellStart"/>
+      <w:r>
+        <w:rPr>
+          <w:rFonts w:ascii="Times New Roman" w:hAnsi="Times New Roman" w:cs="Times New Roman"/>
+          <w:color w:val="000000"/>
+          <w:lang w:val="en-GB"/>
+        </w:rPr>
+        <w:t>mondial</w:t>
+      </w:r>
+      <w:proofErr w:type="spellEnd"/>
+      <w:r>
+        <w:rPr>
+          <w:rFonts w:ascii="Times New Roman" w:hAnsi="Times New Roman" w:cs="Times New Roman"/>
+          <w:color w:val="000000"/>
+          <w:lang w:val="en-GB"/>
+        </w:rPr>
+        <w:t xml:space="preserve"> de 2005: </w:t>
+      </w:r>
+      <w:proofErr w:type="spellStart"/>
+      <w:r>
+        <w:rPr>
+          <w:rFonts w:ascii="Times New Roman" w:hAnsi="Times New Roman" w:cs="Times New Roman"/>
+          <w:color w:val="000000"/>
+          <w:lang w:val="en-GB"/>
+        </w:rPr>
+        <w:t>bilan</w:t>
+      </w:r>
+      <w:proofErr w:type="spellEnd"/>
+      <w:r>
+        <w:rPr>
+          <w:rFonts w:ascii="Times New Roman" w:hAnsi="Times New Roman" w:cs="Times New Roman"/>
+          <w:color w:val="000000"/>
+          <w:lang w:val="en-GB"/>
+        </w:rPr>
+        <w:t xml:space="preserve"> et perspectives’ in </w:t>
+      </w:r>
+      <w:r>
+        <w:rPr>
+          <w:rFonts w:ascii="Times New Roman" w:hAnsi="Times New Roman" w:cs="Times New Roman"/>
+          <w:i/>
+          <w:color w:val="000000"/>
+          <w:lang w:val="en-GB"/>
+        </w:rPr>
+        <w:t xml:space="preserve">Relations </w:t>
+      </w:r>
+      <w:proofErr w:type="spellStart"/>
+      <w:r>
+        <w:rPr>
+          <w:rFonts w:ascii="Times New Roman" w:hAnsi="Times New Roman" w:cs="Times New Roman"/>
+          <w:i/>
+          <w:color w:val="000000"/>
+          <w:lang w:val="en-GB"/>
+        </w:rPr>
+        <w:t>internationales</w:t>
+      </w:r>
+      <w:proofErr w:type="spellEnd"/>
       <w:r>
         <w:rPr>
           <w:rFonts w:ascii="Times New Roman" w:hAnsi="Times New Roman" w:cs="Times New Roman"/>
@@ -4992,7 +5516,25 @@
           <w:color w:val="000000"/>
           <w:lang w:val="en-GB"/>
         </w:rPr>
-        <w:t>, Houndmills 2006;</w:t>
+        <w:t xml:space="preserve">, </w:t>
+      </w:r>
+      <w:proofErr w:type="spellStart"/>
+      <w:r>
+        <w:rPr>
+          <w:rFonts w:ascii="Times New Roman" w:hAnsi="Times New Roman" w:cs="Times New Roman"/>
+          <w:color w:val="000000"/>
+          <w:lang w:val="en-GB"/>
+        </w:rPr>
+        <w:t>Houndmills</w:t>
+      </w:r>
+      <w:proofErr w:type="spellEnd"/>
+      <w:r>
+        <w:rPr>
+          <w:rFonts w:ascii="Times New Roman" w:hAnsi="Times New Roman" w:cs="Times New Roman"/>
+          <w:color w:val="000000"/>
+          <w:lang w:val="en-GB"/>
+        </w:rPr>
+        <w:t xml:space="preserve"> 2006;</w:t>
       </w:r>
       <w:r>
         <w:rPr>
@@ -5015,23 +5557,106 @@
           <w:rFonts w:ascii="Times New Roman" w:hAnsi="Times New Roman" w:cs="Times New Roman"/>
           <w:lang w:val="en-GB"/>
         </w:rPr>
-        <w:t xml:space="preserve">, New York 2006; R. Sciora (Ed.), </w:t>
-      </w:r>
-      <w:r>
-        <w:rPr>
-          <w:rFonts w:ascii="Times New Roman" w:hAnsi="Times New Roman" w:cs="Times New Roman"/>
-          <w:i/>
-          <w:iCs/>
-          <w:lang w:val="en-GB"/>
-        </w:rPr>
-        <w:t>A la maison de verre. L’ONU et ses secrétaires généraux</w:t>
-      </w:r>
-      <w:r>
-        <w:rPr>
-          <w:rFonts w:ascii="Times New Roman" w:hAnsi="Times New Roman" w:cs="Times New Roman"/>
-          <w:lang w:val="en-GB"/>
-        </w:rPr>
-        <w:t xml:space="preserve">, Paris 2006; I.K. Souaré, </w:t>
+        <w:t xml:space="preserve">, New York 2006; R. </w:t>
+      </w:r>
+      <w:proofErr w:type="spellStart"/>
+      <w:r>
+        <w:rPr>
+          <w:rFonts w:ascii="Times New Roman" w:hAnsi="Times New Roman" w:cs="Times New Roman"/>
+          <w:lang w:val="en-GB"/>
+        </w:rPr>
+        <w:t>Sciora</w:t>
+      </w:r>
+      <w:proofErr w:type="spellEnd"/>
+      <w:r>
+        <w:rPr>
+          <w:rFonts w:ascii="Times New Roman" w:hAnsi="Times New Roman" w:cs="Times New Roman"/>
+          <w:lang w:val="en-GB"/>
+        </w:rPr>
+        <w:t xml:space="preserve"> (Ed.), </w:t>
+      </w:r>
+      <w:r>
+        <w:rPr>
+          <w:rFonts w:ascii="Times New Roman" w:hAnsi="Times New Roman" w:cs="Times New Roman"/>
+          <w:i/>
+          <w:iCs/>
+          <w:lang w:val="en-GB"/>
+        </w:rPr>
+        <w:t xml:space="preserve">A la maison de verre. L’ONU et </w:t>
+      </w:r>
+      <w:proofErr w:type="spellStart"/>
+      <w:r>
+        <w:rPr>
+          <w:rFonts w:ascii="Times New Roman" w:hAnsi="Times New Roman" w:cs="Times New Roman"/>
+          <w:i/>
+          <w:iCs/>
+          <w:lang w:val="en-GB"/>
+        </w:rPr>
+        <w:t>ses</w:t>
+      </w:r>
+      <w:proofErr w:type="spellEnd"/>
+      <w:r>
+        <w:rPr>
+          <w:rFonts w:ascii="Times New Roman" w:hAnsi="Times New Roman" w:cs="Times New Roman"/>
+          <w:i/>
+          <w:iCs/>
+          <w:lang w:val="en-GB"/>
+        </w:rPr>
+        <w:t xml:space="preserve"> </w:t>
+      </w:r>
+      <w:proofErr w:type="spellStart"/>
+      <w:r>
+        <w:rPr>
+          <w:rFonts w:ascii="Times New Roman" w:hAnsi="Times New Roman" w:cs="Times New Roman"/>
+          <w:i/>
+          <w:iCs/>
+          <w:lang w:val="en-GB"/>
+        </w:rPr>
+        <w:t>secrétaires</w:t>
+      </w:r>
+      <w:proofErr w:type="spellEnd"/>
+      <w:r>
+        <w:rPr>
+          <w:rFonts w:ascii="Times New Roman" w:hAnsi="Times New Roman" w:cs="Times New Roman"/>
+          <w:i/>
+          <w:iCs/>
+          <w:lang w:val="en-GB"/>
+        </w:rPr>
+        <w:t xml:space="preserve"> </w:t>
+      </w:r>
+      <w:proofErr w:type="spellStart"/>
+      <w:r>
+        <w:rPr>
+          <w:rFonts w:ascii="Times New Roman" w:hAnsi="Times New Roman" w:cs="Times New Roman"/>
+          <w:i/>
+          <w:iCs/>
+          <w:lang w:val="en-GB"/>
+        </w:rPr>
+        <w:t>généraux</w:t>
+      </w:r>
+      <w:proofErr w:type="spellEnd"/>
+      <w:r>
+        <w:rPr>
+          <w:rFonts w:ascii="Times New Roman" w:hAnsi="Times New Roman" w:cs="Times New Roman"/>
+          <w:lang w:val="en-GB"/>
+        </w:rPr>
+        <w:t xml:space="preserve">, Paris 2006; I.K. </w:t>
+      </w:r>
+      <w:proofErr w:type="spellStart"/>
+      <w:r>
+        <w:rPr>
+          <w:rFonts w:ascii="Times New Roman" w:hAnsi="Times New Roman" w:cs="Times New Roman"/>
+          <w:lang w:val="en-GB"/>
+        </w:rPr>
+        <w:t>Souaré</w:t>
+      </w:r>
+      <w:proofErr w:type="spellEnd"/>
+      <w:r>
+        <w:rPr>
+          <w:rFonts w:ascii="Times New Roman" w:hAnsi="Times New Roman" w:cs="Times New Roman"/>
+          <w:lang w:val="en-GB"/>
+        </w:rPr>
+        <w:t xml:space="preserve">, </w:t>
       </w:r>
       <w:r>
         <w:rPr>
@@ -5156,7 +5781,23 @@
           <w:rFonts w:ascii="Times New Roman" w:hAnsi="Times New Roman" w:cs="Times New Roman"/>
           <w:lang w:val="en-GB"/>
         </w:rPr>
-        <w:t xml:space="preserve">, New York 2007 (CD-Rom); </w:t>
+        <w:t>, New York 2007 (</w:t>
+      </w:r>
+      <w:proofErr w:type="spellStart"/>
+      <w:r>
+        <w:rPr>
+          <w:rFonts w:ascii="Times New Roman" w:hAnsi="Times New Roman" w:cs="Times New Roman"/>
+          <w:lang w:val="en-GB"/>
+        </w:rPr>
+        <w:t>CD-Rom</w:t>
+      </w:r>
+      <w:proofErr w:type="spellEnd"/>
+      <w:r>
+        <w:rPr>
+          <w:rFonts w:ascii="Times New Roman" w:hAnsi="Times New Roman" w:cs="Times New Roman"/>
+          <w:lang w:val="en-GB"/>
+        </w:rPr>
+        <w:t xml:space="preserve">); </w:t>
       </w:r>
       <w:r>
         <w:rPr>
@@ -5198,23 +5839,135 @@
           <w:iCs/>
           <w:lang w:val="en-GB"/>
         </w:rPr>
-        <w:t>Une autre ONU pour un autre monde</w:t>
-      </w:r>
-      <w:r>
-        <w:rPr>
-          <w:rFonts w:ascii="Times New Roman" w:hAnsi="Times New Roman" w:cs="Times New Roman"/>
-          <w:lang w:val="en-GB"/>
-        </w:rPr>
-        <w:t xml:space="preserve">, Paris 2010; M. Albaret, E. Decaux, N. Lemay-Hébert and D. Placidi-Frot, </w:t>
-      </w:r>
-      <w:r>
-        <w:rPr>
-          <w:rFonts w:ascii="Times New Roman" w:hAnsi="Times New Roman" w:cs="Times New Roman"/>
-          <w:i/>
-          <w:iCs/>
-          <w:lang w:val="en-GB"/>
-        </w:rPr>
-        <w:t>Les grandes résolutions du Conseil de sécurité</w:t>
+        <w:t xml:space="preserve">Une </w:t>
+      </w:r>
+      <w:proofErr w:type="spellStart"/>
+      <w:r>
+        <w:rPr>
+          <w:rFonts w:ascii="Times New Roman" w:hAnsi="Times New Roman" w:cs="Times New Roman"/>
+          <w:i/>
+          <w:iCs/>
+          <w:lang w:val="en-GB"/>
+        </w:rPr>
+        <w:t>autre</w:t>
+      </w:r>
+      <w:proofErr w:type="spellEnd"/>
+      <w:r>
+        <w:rPr>
+          <w:rFonts w:ascii="Times New Roman" w:hAnsi="Times New Roman" w:cs="Times New Roman"/>
+          <w:i/>
+          <w:iCs/>
+          <w:lang w:val="en-GB"/>
+        </w:rPr>
+        <w:t xml:space="preserve"> ONU pour un </w:t>
+      </w:r>
+      <w:proofErr w:type="spellStart"/>
+      <w:r>
+        <w:rPr>
+          <w:rFonts w:ascii="Times New Roman" w:hAnsi="Times New Roman" w:cs="Times New Roman"/>
+          <w:i/>
+          <w:iCs/>
+          <w:lang w:val="en-GB"/>
+        </w:rPr>
+        <w:t>autre</w:t>
+      </w:r>
+      <w:proofErr w:type="spellEnd"/>
+      <w:r>
+        <w:rPr>
+          <w:rFonts w:ascii="Times New Roman" w:hAnsi="Times New Roman" w:cs="Times New Roman"/>
+          <w:i/>
+          <w:iCs/>
+          <w:lang w:val="en-GB"/>
+        </w:rPr>
+        <w:t xml:space="preserve"> monde</w:t>
+      </w:r>
+      <w:r>
+        <w:rPr>
+          <w:rFonts w:ascii="Times New Roman" w:hAnsi="Times New Roman" w:cs="Times New Roman"/>
+          <w:lang w:val="en-GB"/>
+        </w:rPr>
+        <w:t xml:space="preserve">, Paris 2010; M. </w:t>
+      </w:r>
+      <w:proofErr w:type="spellStart"/>
+      <w:r>
+        <w:rPr>
+          <w:rFonts w:ascii="Times New Roman" w:hAnsi="Times New Roman" w:cs="Times New Roman"/>
+          <w:lang w:val="en-GB"/>
+        </w:rPr>
+        <w:t>Albaret</w:t>
+      </w:r>
+      <w:proofErr w:type="spellEnd"/>
+      <w:r>
+        <w:rPr>
+          <w:rFonts w:ascii="Times New Roman" w:hAnsi="Times New Roman" w:cs="Times New Roman"/>
+          <w:lang w:val="en-GB"/>
+        </w:rPr>
+        <w:t>, E. Decaux, N. Lemay-Hébert and D. Placidi-</w:t>
+      </w:r>
+      <w:proofErr w:type="spellStart"/>
+      <w:r>
+        <w:rPr>
+          <w:rFonts w:ascii="Times New Roman" w:hAnsi="Times New Roman" w:cs="Times New Roman"/>
+          <w:lang w:val="en-GB"/>
+        </w:rPr>
+        <w:t>Frot</w:t>
+      </w:r>
+      <w:proofErr w:type="spellEnd"/>
+      <w:r>
+        <w:rPr>
+          <w:rFonts w:ascii="Times New Roman" w:hAnsi="Times New Roman" w:cs="Times New Roman"/>
+          <w:lang w:val="en-GB"/>
+        </w:rPr>
+        <w:t xml:space="preserve">, </w:t>
+      </w:r>
+      <w:r>
+        <w:rPr>
+          <w:rFonts w:ascii="Times New Roman" w:hAnsi="Times New Roman" w:cs="Times New Roman"/>
+          <w:i/>
+          <w:iCs/>
+          <w:lang w:val="en-GB"/>
+        </w:rPr>
+        <w:t xml:space="preserve">Les </w:t>
+      </w:r>
+      <w:proofErr w:type="spellStart"/>
+      <w:r>
+        <w:rPr>
+          <w:rFonts w:ascii="Times New Roman" w:hAnsi="Times New Roman" w:cs="Times New Roman"/>
+          <w:i/>
+          <w:iCs/>
+          <w:lang w:val="en-GB"/>
+        </w:rPr>
+        <w:t>grandes</w:t>
+      </w:r>
+      <w:proofErr w:type="spellEnd"/>
+      <w:r>
+        <w:rPr>
+          <w:rFonts w:ascii="Times New Roman" w:hAnsi="Times New Roman" w:cs="Times New Roman"/>
+          <w:i/>
+          <w:iCs/>
+          <w:lang w:val="en-GB"/>
+        </w:rPr>
+        <w:t xml:space="preserve"> </w:t>
+      </w:r>
+      <w:proofErr w:type="spellStart"/>
+      <w:r>
+        <w:rPr>
+          <w:rFonts w:ascii="Times New Roman" w:hAnsi="Times New Roman" w:cs="Times New Roman"/>
+          <w:i/>
+          <w:iCs/>
+          <w:lang w:val="en-GB"/>
+        </w:rPr>
+        <w:t>résolutions</w:t>
+      </w:r>
+      <w:proofErr w:type="spellEnd"/>
+      <w:r>
+        <w:rPr>
+          <w:rFonts w:ascii="Times New Roman" w:hAnsi="Times New Roman" w:cs="Times New Roman"/>
+          <w:i/>
+          <w:iCs/>
+          <w:lang w:val="en-GB"/>
+        </w:rPr>
+        <w:t xml:space="preserve"> du Conseil de sécurité</w:t>
       </w:r>
       <w:r>
         <w:rPr>
@@ -5269,8 +6022,39 @@
           <w:iCs/>
           <w:lang w:val="en-GB"/>
         </w:rPr>
-        <w:t>Histoire des idées des Nations unies</w:t>
-      </w:r>
+        <w:t xml:space="preserve">Histoire des </w:t>
+      </w:r>
+      <w:proofErr w:type="spellStart"/>
+      <w:r>
+        <w:rPr>
+          <w:rFonts w:ascii="Times New Roman" w:hAnsi="Times New Roman" w:cs="Times New Roman"/>
+          <w:i/>
+          <w:iCs/>
+          <w:lang w:val="en-GB"/>
+        </w:rPr>
+        <w:t>idées</w:t>
+      </w:r>
+      <w:proofErr w:type="spellEnd"/>
+      <w:r>
+        <w:rPr>
+          <w:rFonts w:ascii="Times New Roman" w:hAnsi="Times New Roman" w:cs="Times New Roman"/>
+          <w:i/>
+          <w:iCs/>
+          <w:lang w:val="en-GB"/>
+        </w:rPr>
+        <w:t xml:space="preserve"> des Nations </w:t>
+      </w:r>
+      <w:proofErr w:type="spellStart"/>
+      <w:r>
+        <w:rPr>
+          <w:rFonts w:ascii="Times New Roman" w:hAnsi="Times New Roman" w:cs="Times New Roman"/>
+          <w:i/>
+          <w:iCs/>
+          <w:lang w:val="en-GB"/>
+        </w:rPr>
+        <w:t>unies</w:t>
+      </w:r>
+      <w:proofErr w:type="spellEnd"/>
       <w:r>
         <w:rPr>
           <w:rFonts w:ascii="Times New Roman" w:hAnsi="Times New Roman" w:cs="Times New Roman"/>
@@ -5334,14 +6118,101 @@
           <w:iCs/>
           <w:lang w:val="en-GB"/>
         </w:rPr>
-        <w:t>Une brève histoire de l’ONU au fil de ses dirigeants</w:t>
-      </w:r>
-      <w:r>
-        <w:rPr>
-          <w:rFonts w:ascii="Times New Roman" w:hAnsi="Times New Roman" w:cs="Times New Roman"/>
-          <w:lang w:val="en-GB"/>
-        </w:rPr>
-        <w:t xml:space="preserve">, Vulaines 2017; H.T. Salton, </w:t>
+        <w:t xml:space="preserve">Une </w:t>
+      </w:r>
+      <w:proofErr w:type="spellStart"/>
+      <w:r>
+        <w:rPr>
+          <w:rFonts w:ascii="Times New Roman" w:hAnsi="Times New Roman" w:cs="Times New Roman"/>
+          <w:i/>
+          <w:iCs/>
+          <w:lang w:val="en-GB"/>
+        </w:rPr>
+        <w:t>brève</w:t>
+      </w:r>
+      <w:proofErr w:type="spellEnd"/>
+      <w:r>
+        <w:rPr>
+          <w:rFonts w:ascii="Times New Roman" w:hAnsi="Times New Roman" w:cs="Times New Roman"/>
+          <w:i/>
+          <w:iCs/>
+          <w:lang w:val="en-GB"/>
+        </w:rPr>
+        <w:t xml:space="preserve"> histoire de </w:t>
+      </w:r>
+      <w:proofErr w:type="spellStart"/>
+      <w:r>
+        <w:rPr>
+          <w:rFonts w:ascii="Times New Roman" w:hAnsi="Times New Roman" w:cs="Times New Roman"/>
+          <w:i/>
+          <w:iCs/>
+          <w:lang w:val="en-GB"/>
+        </w:rPr>
+        <w:t>l’ONU</w:t>
+      </w:r>
+      <w:proofErr w:type="spellEnd"/>
+      <w:r>
+        <w:rPr>
+          <w:rFonts w:ascii="Times New Roman" w:hAnsi="Times New Roman" w:cs="Times New Roman"/>
+          <w:i/>
+          <w:iCs/>
+          <w:lang w:val="en-GB"/>
+        </w:rPr>
+        <w:t xml:space="preserve"> au fil de </w:t>
+      </w:r>
+      <w:proofErr w:type="spellStart"/>
+      <w:r>
+        <w:rPr>
+          <w:rFonts w:ascii="Times New Roman" w:hAnsi="Times New Roman" w:cs="Times New Roman"/>
+          <w:i/>
+          <w:iCs/>
+          <w:lang w:val="en-GB"/>
+        </w:rPr>
+        <w:t>ses</w:t>
+      </w:r>
+      <w:proofErr w:type="spellEnd"/>
+      <w:r>
+        <w:rPr>
+          <w:rFonts w:ascii="Times New Roman" w:hAnsi="Times New Roman" w:cs="Times New Roman"/>
+          <w:i/>
+          <w:iCs/>
+          <w:lang w:val="en-GB"/>
+        </w:rPr>
+        <w:t xml:space="preserve"> </w:t>
+      </w:r>
+      <w:proofErr w:type="spellStart"/>
+      <w:r>
+        <w:rPr>
+          <w:rFonts w:ascii="Times New Roman" w:hAnsi="Times New Roman" w:cs="Times New Roman"/>
+          <w:i/>
+          <w:iCs/>
+          <w:lang w:val="en-GB"/>
+        </w:rPr>
+        <w:t>dirigeants</w:t>
+      </w:r>
+      <w:proofErr w:type="spellEnd"/>
+      <w:r>
+        <w:rPr>
+          <w:rFonts w:ascii="Times New Roman" w:hAnsi="Times New Roman" w:cs="Times New Roman"/>
+          <w:lang w:val="en-GB"/>
+        </w:rPr>
+        <w:t xml:space="preserve">, </w:t>
+      </w:r>
+      <w:proofErr w:type="spellStart"/>
+      <w:r>
+        <w:rPr>
+          <w:rFonts w:ascii="Times New Roman" w:hAnsi="Times New Roman" w:cs="Times New Roman"/>
+          <w:lang w:val="en-GB"/>
+        </w:rPr>
+        <w:t>Vulaines</w:t>
+      </w:r>
+      <w:proofErr w:type="spellEnd"/>
+      <w:r>
+        <w:rPr>
+          <w:rFonts w:ascii="Times New Roman" w:hAnsi="Times New Roman" w:cs="Times New Roman"/>
+          <w:lang w:val="en-GB"/>
+        </w:rPr>
+        <w:t xml:space="preserve"> 2017; H.T. Salton, </w:t>
       </w:r>
       <w:r>
         <w:rPr>
@@ -5400,16 +6271,43 @@
           <w:rFonts w:ascii="Times New Roman" w:hAnsi="Times New Roman" w:cs="Times New Roman"/>
           <w:lang w:val="en-GB"/>
         </w:rPr>
-        <w:t xml:space="preserve">, Oxford 2018; Ph. Moreau Defarges, ‘Kofi Annan’, in </w:t>
-      </w:r>
-      <w:r>
-        <w:rPr>
-          <w:rFonts w:ascii="Times New Roman" w:hAnsi="Times New Roman" w:cs="Times New Roman"/>
-          <w:i/>
-          <w:iCs/>
-          <w:lang w:val="en-GB"/>
-        </w:rPr>
-        <w:t>Encyclopedia Universalis</w:t>
+        <w:t xml:space="preserve">, Oxford 2018; Ph. Moreau </w:t>
+      </w:r>
+      <w:proofErr w:type="spellStart"/>
+      <w:r>
+        <w:rPr>
+          <w:rFonts w:ascii="Times New Roman" w:hAnsi="Times New Roman" w:cs="Times New Roman"/>
+          <w:lang w:val="en-GB"/>
+        </w:rPr>
+        <w:t>Defarges</w:t>
+      </w:r>
+      <w:proofErr w:type="spellEnd"/>
+      <w:r>
+        <w:rPr>
+          <w:rFonts w:ascii="Times New Roman" w:hAnsi="Times New Roman" w:cs="Times New Roman"/>
+          <w:lang w:val="en-GB"/>
+        </w:rPr>
+        <w:t xml:space="preserve">, ‘Kofi Annan’, in </w:t>
+      </w:r>
+      <w:proofErr w:type="spellStart"/>
+      <w:r>
+        <w:rPr>
+          <w:rFonts w:ascii="Times New Roman" w:hAnsi="Times New Roman" w:cs="Times New Roman"/>
+          <w:i/>
+          <w:iCs/>
+          <w:lang w:val="en-GB"/>
+        </w:rPr>
+        <w:t>Encyclopedia</w:t>
+      </w:r>
+      <w:proofErr w:type="spellEnd"/>
+      <w:r>
+        <w:rPr>
+          <w:rFonts w:ascii="Times New Roman" w:hAnsi="Times New Roman" w:cs="Times New Roman"/>
+          <w:i/>
+          <w:iCs/>
+          <w:lang w:val="en-GB"/>
+        </w:rPr>
+        <w:t xml:space="preserve"> Universalis</w:t>
       </w:r>
       <w:r>
         <w:rPr>
@@ -5502,15 +6400,7 @@
           <w:rFonts w:ascii="Times New Roman" w:hAnsi="Times New Roman" w:cs="Times New Roman"/>
           <w:lang w:val="en-GB"/>
         </w:rPr>
-        <w:t xml:space="preserve">; four contributions on Kofi Annan to The Global </w:t>
-      </w:r>
-      <w:r>
-        <w:rPr>
-          <w:rFonts w:ascii="Times New Roman" w:hAnsi="Times New Roman" w:cs="Times New Roman"/>
-          <w:lang w:val="en-GB"/>
-        </w:rPr>
-        <w:lastRenderedPageBreak/>
-        <w:t xml:space="preserve">Forum, in: </w:t>
+        <w:t xml:space="preserve">; four contributions on Kofi Annan to The Global Forum, in: </w:t>
       </w:r>
       <w:r>
         <w:rPr>
@@ -5749,7 +6639,7 @@
         </w:rPr>
         <w:t xml:space="preserve">Eisenberg, </w:t>
       </w:r>
-      <w:hyperlink r:id="rId14" w:history="1">
+      <w:hyperlink r:id="rId13" w:history="1">
         <w:r>
           <w:rPr>
             <w:rStyle w:val="Hyperlink"/>
@@ -5780,8 +6670,8 @@
       </w:pPr>
     </w:p>
     <w:sectPr>
-      <w:headerReference w:type="default" r:id="rId15"/>
-      <w:footerReference w:type="default" r:id="rId16"/>
+      <w:headerReference w:type="default" r:id="rId14"/>
+      <w:footerReference w:type="default" r:id="rId15"/>
       <w:pgSz w:w="11906" w:h="16838"/>
       <w:pgMar w:top="1418" w:right="1418" w:bottom="1418" w:left="1418" w:header="709" w:footer="709" w:gutter="0"/>
       <w:cols w:space="708"/>
@@ -5791,7 +6681,7 @@
 </file>
 
 <file path=word/endnotes.xml><?xml version="1.0" encoding="utf-8"?>
-<w:endnotes xmlns:wpc="http://schemas.microsoft.com/office/word/2010/wordprocessingCanvas" xmlns:cx="http://schemas.microsoft.com/office/drawing/2014/chartex" xmlns:cx1="http://schemas.microsoft.com/office/drawing/2015/9/8/chartex" xmlns:cx2="http://schemas.microsoft.com/office/drawing/2015/10/21/chartex" xmlns:cx3="http://schemas.microsoft.com/office/drawing/2016/5/9/chartex" xmlns:cx4="http://schemas.microsoft.com/office/drawing/2016/5/10/chartex" xmlns:cx5="http://schemas.microsoft.com/office/drawing/2016/5/11/chartex" xmlns:cx6="http://schemas.microsoft.com/office/drawing/2016/5/12/chartex" xmlns:cx7="http://schemas.microsoft.com/office/drawing/2016/5/13/chartex" xmlns:cx8="http://schemas.microsoft.com/office/drawing/2016/5/14/chartex" xmlns:mc="http://schemas.openxmlformats.org/markup-compatibility/2006" xmlns:aink="http://schemas.microsoft.com/office/drawing/2016/ink" xmlns:am3d="http://schemas.microsoft.com/office/drawing/2017/model3d" xmlns:o="urn:schemas-microsoft-com:office:office" xmlns:oel="http://schemas.microsoft.com/office/2019/extlst" xmlns:r="http://schemas.openxmlformats.org/officeDocument/2006/relationships" xmlns:m="http://schemas.openxmlformats.org/officeDocument/2006/math" xmlns:v="urn:schemas-microsoft-com:vml" xmlns:wp14="http://schemas.microsoft.com/office/word/2010/wordprocessingDrawing" xmlns:wp="http://schemas.openxmlformats.org/drawingml/2006/wordprocessingDrawing" xmlns:w10="urn:schemas-microsoft-com:office:word" xmlns:w="http://schemas.openxmlformats.org/wordprocessingml/2006/main" xmlns:w14="http://schemas.microsoft.com/office/word/2010/wordml" xmlns:w15="http://schemas.microsoft.com/office/word/2012/wordml" xmlns:w16cex="http://schemas.microsoft.com/office/word/2018/wordml/cex" xmlns:w16cid="http://schemas.microsoft.com/office/word/2016/wordml/cid" xmlns:w16="http://schemas.microsoft.com/office/word/2018/wordml" xmlns:w16du="http://schemas.microsoft.com/office/word/2023/wordml/word16du" xmlns:w16sdtdh="http://schemas.microsoft.com/office/word/2020/wordml/sdtdatahash" xmlns:w16sdtfl="http://schemas.microsoft.com/office/word/2024/wordml/sdtformatlock" xmlns:w16se="http://schemas.microsoft.com/office/word/2015/wordml/symex" xmlns:wpg="http://schemas.microsoft.com/office/word/2010/wordprocessingGroup" xmlns:wpi="http://schemas.microsoft.com/office/word/2010/wordprocessingInk" xmlns:wne="http://schemas.microsoft.com/office/word/2006/wordml" xmlns:wps="http://schemas.microsoft.com/office/word/2010/wordprocessingShape" mc:Ignorable="w14 w15 w16se w16cid w16 w16cex w16sdtdh w16sdtfl w16du wp14">
+<w:endnotes xmlns:wpc="http://schemas.microsoft.com/office/word/2010/wordprocessingCanvas" xmlns:cx="http://schemas.microsoft.com/office/drawing/2014/chartex" xmlns:cx1="http://schemas.microsoft.com/office/drawing/2015/9/8/chartex" xmlns:cx2="http://schemas.microsoft.com/office/drawing/2015/10/21/chartex" xmlns:cx3="http://schemas.microsoft.com/office/drawing/2016/5/9/chartex" xmlns:cx4="http://schemas.microsoft.com/office/drawing/2016/5/10/chartex" xmlns:cx5="http://schemas.microsoft.com/office/drawing/2016/5/11/chartex" xmlns:cx6="http://schemas.microsoft.com/office/drawing/2016/5/12/chartex" xmlns:cx7="http://schemas.microsoft.com/office/drawing/2016/5/13/chartex" xmlns:cx8="http://schemas.microsoft.com/office/drawing/2016/5/14/chartex" xmlns:mc="http://schemas.openxmlformats.org/markup-compatibility/2006" xmlns:m="http://schemas.openxmlformats.org/officeDocument/2006/math" xmlns:aink="http://schemas.microsoft.com/office/drawing/2016/ink" xmlns:am3d="http://schemas.microsoft.com/office/drawing/2017/model3d" xmlns:oel="http://schemas.microsoft.com/office/2019/extlst" xmlns:r="http://schemas.openxmlformats.org/officeDocument/2006/relationships" xmlns:wp14="http://schemas.microsoft.com/office/word/2010/wordprocessingDrawing" xmlns:wp="http://schemas.openxmlformats.org/drawingml/2006/wordprocessingDrawing" xmlns:wpg="http://schemas.microsoft.com/office/word/2010/wordprocessingGroup" xmlns:wpi="http://schemas.microsoft.com/office/word/2010/wordprocessingInk" xmlns:wps="http://schemas.microsoft.com/office/word/2010/wordprocessingShape" xmlns:o="urn:schemas-microsoft-com:office:office" xmlns:v="urn:schemas-microsoft-com:vml" xmlns:w10="urn:schemas-microsoft-com:office:word" xmlns:w="http://schemas.openxmlformats.org/wordprocessingml/2006/main" xmlns:w14="http://schemas.microsoft.com/office/word/2010/wordml" xmlns:w15="http://schemas.microsoft.com/office/word/2012/wordml" xmlns:w16cei="http://schemas.microsoft.com/office/word/2026/wordml/cei" xmlns:w16cex="http://schemas.microsoft.com/office/word/2018/wordml/cex" xmlns:w16cid="http://schemas.microsoft.com/office/word/2016/wordml/cid" xmlns:w16="http://schemas.microsoft.com/office/word/2018/wordml" xmlns:w16sdtdh="http://schemas.microsoft.com/office/word/2020/wordml/sdtdatahash" xmlns:w16sdtfl="http://schemas.microsoft.com/office/word/2024/wordml/sdtformatlock" xmlns:w16se="http://schemas.microsoft.com/office/word/2015/wordml/symex" xmlns:w16du="http://schemas.microsoft.com/office/word/2023/wordml/word16du" xmlns:wne="http://schemas.microsoft.com/office/word/2006/wordml" mc:Ignorable="w14 w15 w16se w16cid w16 w16cex w16sdtdh w16sdtfl w16du wp14">
   <w:endnote w:type="separator" w:id="-1">
     <w:p>
       <w:r>
@@ -5810,7 +6700,7 @@
 </file>
 
 <file path=word/footer1.xml><?xml version="1.0" encoding="utf-8"?>
-<w:ftr xmlns:wpc="http://schemas.microsoft.com/office/word/2010/wordprocessingCanvas" xmlns:cx="http://schemas.microsoft.com/office/drawing/2014/chartex" xmlns:cx1="http://schemas.microsoft.com/office/drawing/2015/9/8/chartex" xmlns:cx2="http://schemas.microsoft.com/office/drawing/2015/10/21/chartex" xmlns:cx3="http://schemas.microsoft.com/office/drawing/2016/5/9/chartex" xmlns:cx4="http://schemas.microsoft.com/office/drawing/2016/5/10/chartex" xmlns:cx5="http://schemas.microsoft.com/office/drawing/2016/5/11/chartex" xmlns:cx6="http://schemas.microsoft.com/office/drawing/2016/5/12/chartex" xmlns:cx7="http://schemas.microsoft.com/office/drawing/2016/5/13/chartex" xmlns:cx8="http://schemas.microsoft.com/office/drawing/2016/5/14/chartex" xmlns:mc="http://schemas.openxmlformats.org/markup-compatibility/2006" xmlns:aink="http://schemas.microsoft.com/office/drawing/2016/ink" xmlns:am3d="http://schemas.microsoft.com/office/drawing/2017/model3d" xmlns:o="urn:schemas-microsoft-com:office:office" xmlns:oel="http://schemas.microsoft.com/office/2019/extlst" xmlns:r="http://schemas.openxmlformats.org/officeDocument/2006/relationships" xmlns:m="http://schemas.openxmlformats.org/officeDocument/2006/math" xmlns:v="urn:schemas-microsoft-com:vml" xmlns:wp14="http://schemas.microsoft.com/office/word/2010/wordprocessingDrawing" xmlns:wp="http://schemas.openxmlformats.org/drawingml/2006/wordprocessingDrawing" xmlns:w10="urn:schemas-microsoft-com:office:word" xmlns:w="http://schemas.openxmlformats.org/wordprocessingml/2006/main" xmlns:w14="http://schemas.microsoft.com/office/word/2010/wordml" xmlns:w15="http://schemas.microsoft.com/office/word/2012/wordml" xmlns:w16cex="http://schemas.microsoft.com/office/word/2018/wordml/cex" xmlns:w16cid="http://schemas.microsoft.com/office/word/2016/wordml/cid" xmlns:w16="http://schemas.microsoft.com/office/word/2018/wordml" xmlns:w16du="http://schemas.microsoft.com/office/word/2023/wordml/word16du" xmlns:w16sdtdh="http://schemas.microsoft.com/office/word/2020/wordml/sdtdatahash" xmlns:w16sdtfl="http://schemas.microsoft.com/office/word/2024/wordml/sdtformatlock" xmlns:w16se="http://schemas.microsoft.com/office/word/2015/wordml/symex" xmlns:wpg="http://schemas.microsoft.com/office/word/2010/wordprocessingGroup" xmlns:wpi="http://schemas.microsoft.com/office/word/2010/wordprocessingInk" xmlns:wne="http://schemas.microsoft.com/office/word/2006/wordml" xmlns:wps="http://schemas.microsoft.com/office/word/2010/wordprocessingShape" mc:Ignorable="w14 w15 w16se w16cid w16 w16cex w16sdtdh w16sdtfl w16du wp14">
+<w:ftr xmlns:wpc="http://schemas.microsoft.com/office/word/2010/wordprocessingCanvas" xmlns:cx="http://schemas.microsoft.com/office/drawing/2014/chartex" xmlns:cx1="http://schemas.microsoft.com/office/drawing/2015/9/8/chartex" xmlns:cx2="http://schemas.microsoft.com/office/drawing/2015/10/21/chartex" xmlns:cx3="http://schemas.microsoft.com/office/drawing/2016/5/9/chartex" xmlns:cx4="http://schemas.microsoft.com/office/drawing/2016/5/10/chartex" xmlns:cx5="http://schemas.microsoft.com/office/drawing/2016/5/11/chartex" xmlns:cx6="http://schemas.microsoft.com/office/drawing/2016/5/12/chartex" xmlns:cx7="http://schemas.microsoft.com/office/drawing/2016/5/13/chartex" xmlns:cx8="http://schemas.microsoft.com/office/drawing/2016/5/14/chartex" xmlns:mc="http://schemas.openxmlformats.org/markup-compatibility/2006" xmlns:m="http://schemas.openxmlformats.org/officeDocument/2006/math" xmlns:aink="http://schemas.microsoft.com/office/drawing/2016/ink" xmlns:am3d="http://schemas.microsoft.com/office/drawing/2017/model3d" xmlns:oel="http://schemas.microsoft.com/office/2019/extlst" xmlns:r="http://schemas.openxmlformats.org/officeDocument/2006/relationships" xmlns:wp14="http://schemas.microsoft.com/office/word/2010/wordprocessingDrawing" xmlns:wp="http://schemas.openxmlformats.org/drawingml/2006/wordprocessingDrawing" xmlns:wpg="http://schemas.microsoft.com/office/word/2010/wordprocessingGroup" xmlns:wpi="http://schemas.microsoft.com/office/word/2010/wordprocessingInk" xmlns:wps="http://schemas.microsoft.com/office/word/2010/wordprocessingShape" xmlns:o="urn:schemas-microsoft-com:office:office" xmlns:v="urn:schemas-microsoft-com:vml" xmlns:w10="urn:schemas-microsoft-com:office:word" xmlns:w="http://schemas.openxmlformats.org/wordprocessingml/2006/main" xmlns:w14="http://schemas.microsoft.com/office/word/2010/wordml" xmlns:w15="http://schemas.microsoft.com/office/word/2012/wordml" xmlns:w16cei="http://schemas.microsoft.com/office/word/2026/wordml/cei" xmlns:w16cex="http://schemas.microsoft.com/office/word/2018/wordml/cex" xmlns:w16cid="http://schemas.microsoft.com/office/word/2016/wordml/cid" xmlns:w16="http://schemas.microsoft.com/office/word/2018/wordml" xmlns:w16sdtdh="http://schemas.microsoft.com/office/word/2020/wordml/sdtdatahash" xmlns:w16sdtfl="http://schemas.microsoft.com/office/word/2024/wordml/sdtformatlock" xmlns:w16se="http://schemas.microsoft.com/office/word/2015/wordml/symex" xmlns:w16du="http://schemas.microsoft.com/office/word/2023/wordml/word16du" xmlns:wne="http://schemas.microsoft.com/office/word/2006/wordml" mc:Ignorable="w14 w15 w16se w16cid w16 w16cex w16sdtdh w16sdtfl w16du wp14">
   <w:p>
     <w:pPr>
       <w:pStyle w:val="Voettekst"/>
@@ -5867,7 +6757,7 @@
 </file>
 
 <file path=word/footnotes.xml><?xml version="1.0" encoding="utf-8"?>
-<w:footnotes xmlns:wpc="http://schemas.microsoft.com/office/word/2010/wordprocessingCanvas" xmlns:cx="http://schemas.microsoft.com/office/drawing/2014/chartex" xmlns:cx1="http://schemas.microsoft.com/office/drawing/2015/9/8/chartex" xmlns:cx2="http://schemas.microsoft.com/office/drawing/2015/10/21/chartex" xmlns:cx3="http://schemas.microsoft.com/office/drawing/2016/5/9/chartex" xmlns:cx4="http://schemas.microsoft.com/office/drawing/2016/5/10/chartex" xmlns:cx5="http://schemas.microsoft.com/office/drawing/2016/5/11/chartex" xmlns:cx6="http://schemas.microsoft.com/office/drawing/2016/5/12/chartex" xmlns:cx7="http://schemas.microsoft.com/office/drawing/2016/5/13/chartex" xmlns:cx8="http://schemas.microsoft.com/office/drawing/2016/5/14/chartex" xmlns:mc="http://schemas.openxmlformats.org/markup-compatibility/2006" xmlns:aink="http://schemas.microsoft.com/office/drawing/2016/ink" xmlns:am3d="http://schemas.microsoft.com/office/drawing/2017/model3d" xmlns:o="urn:schemas-microsoft-com:office:office" xmlns:oel="http://schemas.microsoft.com/office/2019/extlst" xmlns:r="http://schemas.openxmlformats.org/officeDocument/2006/relationships" xmlns:m="http://schemas.openxmlformats.org/officeDocument/2006/math" xmlns:v="urn:schemas-microsoft-com:vml" xmlns:wp14="http://schemas.microsoft.com/office/word/2010/wordprocessingDrawing" xmlns:wp="http://schemas.openxmlformats.org/drawingml/2006/wordprocessingDrawing" xmlns:w10="urn:schemas-microsoft-com:office:word" xmlns:w="http://schemas.openxmlformats.org/wordprocessingml/2006/main" xmlns:w14="http://schemas.microsoft.com/office/word/2010/wordml" xmlns:w15="http://schemas.microsoft.com/office/word/2012/wordml" xmlns:w16cex="http://schemas.microsoft.com/office/word/2018/wordml/cex" xmlns:w16cid="http://schemas.microsoft.com/office/word/2016/wordml/cid" xmlns:w16="http://schemas.microsoft.com/office/word/2018/wordml" xmlns:w16du="http://schemas.microsoft.com/office/word/2023/wordml/word16du" xmlns:w16sdtdh="http://schemas.microsoft.com/office/word/2020/wordml/sdtdatahash" xmlns:w16sdtfl="http://schemas.microsoft.com/office/word/2024/wordml/sdtformatlock" xmlns:w16se="http://schemas.microsoft.com/office/word/2015/wordml/symex" xmlns:wpg="http://schemas.microsoft.com/office/word/2010/wordprocessingGroup" xmlns:wpi="http://schemas.microsoft.com/office/word/2010/wordprocessingInk" xmlns:wne="http://schemas.microsoft.com/office/word/2006/wordml" xmlns:wps="http://schemas.microsoft.com/office/word/2010/wordprocessingShape" mc:Ignorable="w14 w15 w16se w16cid w16 w16cex w16sdtdh w16sdtfl w16du wp14">
+<w:footnotes xmlns:wpc="http://schemas.microsoft.com/office/word/2010/wordprocessingCanvas" xmlns:cx="http://schemas.microsoft.com/office/drawing/2014/chartex" xmlns:cx1="http://schemas.microsoft.com/office/drawing/2015/9/8/chartex" xmlns:cx2="http://schemas.microsoft.com/office/drawing/2015/10/21/chartex" xmlns:cx3="http://schemas.microsoft.com/office/drawing/2016/5/9/chartex" xmlns:cx4="http://schemas.microsoft.com/office/drawing/2016/5/10/chartex" xmlns:cx5="http://schemas.microsoft.com/office/drawing/2016/5/11/chartex" xmlns:cx6="http://schemas.microsoft.com/office/drawing/2016/5/12/chartex" xmlns:cx7="http://schemas.microsoft.com/office/drawing/2016/5/13/chartex" xmlns:cx8="http://schemas.microsoft.com/office/drawing/2016/5/14/chartex" xmlns:mc="http://schemas.openxmlformats.org/markup-compatibility/2006" xmlns:m="http://schemas.openxmlformats.org/officeDocument/2006/math" xmlns:aink="http://schemas.microsoft.com/office/drawing/2016/ink" xmlns:am3d="http://schemas.microsoft.com/office/drawing/2017/model3d" xmlns:oel="http://schemas.microsoft.com/office/2019/extlst" xmlns:r="http://schemas.openxmlformats.org/officeDocument/2006/relationships" xmlns:wp14="http://schemas.microsoft.com/office/word/2010/wordprocessingDrawing" xmlns:wp="http://schemas.openxmlformats.org/drawingml/2006/wordprocessingDrawing" xmlns:wpg="http://schemas.microsoft.com/office/word/2010/wordprocessingGroup" xmlns:wpi="http://schemas.microsoft.com/office/word/2010/wordprocessingInk" xmlns:wps="http://schemas.microsoft.com/office/word/2010/wordprocessingShape" xmlns:o="urn:schemas-microsoft-com:office:office" xmlns:v="urn:schemas-microsoft-com:vml" xmlns:w10="urn:schemas-microsoft-com:office:word" xmlns:w="http://schemas.openxmlformats.org/wordprocessingml/2006/main" xmlns:w14="http://schemas.microsoft.com/office/word/2010/wordml" xmlns:w15="http://schemas.microsoft.com/office/word/2012/wordml" xmlns:w16cei="http://schemas.microsoft.com/office/word/2026/wordml/cei" xmlns:w16cex="http://schemas.microsoft.com/office/word/2018/wordml/cex" xmlns:w16cid="http://schemas.microsoft.com/office/word/2016/wordml/cid" xmlns:w16="http://schemas.microsoft.com/office/word/2018/wordml" xmlns:w16sdtdh="http://schemas.microsoft.com/office/word/2020/wordml/sdtdatahash" xmlns:w16sdtfl="http://schemas.microsoft.com/office/word/2024/wordml/sdtformatlock" xmlns:w16se="http://schemas.microsoft.com/office/word/2015/wordml/symex" xmlns:w16du="http://schemas.microsoft.com/office/word/2023/wordml/word16du" xmlns:wne="http://schemas.microsoft.com/office/word/2006/wordml" mc:Ignorable="w14 w15 w16se w16cid w16 w16cex w16sdtdh w16sdtfl w16du wp14">
   <w:footnote w:type="separator" w:id="-1">
     <w:p>
       <w:r>
@@ -5886,7 +6776,7 @@
 </file>
 
 <file path=word/header1.xml><?xml version="1.0" encoding="utf-8"?>
-<w:hdr xmlns:wpc="http://schemas.microsoft.com/office/word/2010/wordprocessingCanvas" xmlns:cx="http://schemas.microsoft.com/office/drawing/2014/chartex" xmlns:cx1="http://schemas.microsoft.com/office/drawing/2015/9/8/chartex" xmlns:cx2="http://schemas.microsoft.com/office/drawing/2015/10/21/chartex" xmlns:cx3="http://schemas.microsoft.com/office/drawing/2016/5/9/chartex" xmlns:cx4="http://schemas.microsoft.com/office/drawing/2016/5/10/chartex" xmlns:cx5="http://schemas.microsoft.com/office/drawing/2016/5/11/chartex" xmlns:cx6="http://schemas.microsoft.com/office/drawing/2016/5/12/chartex" xmlns:cx7="http://schemas.microsoft.com/office/drawing/2016/5/13/chartex" xmlns:cx8="http://schemas.microsoft.com/office/drawing/2016/5/14/chartex" xmlns:mc="http://schemas.openxmlformats.org/markup-compatibility/2006" xmlns:aink="http://schemas.microsoft.com/office/drawing/2016/ink" xmlns:am3d="http://schemas.microsoft.com/office/drawing/2017/model3d" xmlns:o="urn:schemas-microsoft-com:office:office" xmlns:oel="http://schemas.microsoft.com/office/2019/extlst" xmlns:r="http://schemas.openxmlformats.org/officeDocument/2006/relationships" xmlns:m="http://schemas.openxmlformats.org/officeDocument/2006/math" xmlns:v="urn:schemas-microsoft-com:vml" xmlns:wp14="http://schemas.microsoft.com/office/word/2010/wordprocessingDrawing" xmlns:wp="http://schemas.openxmlformats.org/drawingml/2006/wordprocessingDrawing" xmlns:w10="urn:schemas-microsoft-com:office:word" xmlns:w="http://schemas.openxmlformats.org/wordprocessingml/2006/main" xmlns:w14="http://schemas.microsoft.com/office/word/2010/wordml" xmlns:w15="http://schemas.microsoft.com/office/word/2012/wordml" xmlns:w16cex="http://schemas.microsoft.com/office/word/2018/wordml/cex" xmlns:w16cid="http://schemas.microsoft.com/office/word/2016/wordml/cid" xmlns:w16="http://schemas.microsoft.com/office/word/2018/wordml" xmlns:w16du="http://schemas.microsoft.com/office/word/2023/wordml/word16du" xmlns:w16sdtdh="http://schemas.microsoft.com/office/word/2020/wordml/sdtdatahash" xmlns:w16sdtfl="http://schemas.microsoft.com/office/word/2024/wordml/sdtformatlock" xmlns:w16se="http://schemas.microsoft.com/office/word/2015/wordml/symex" xmlns:wpg="http://schemas.microsoft.com/office/word/2010/wordprocessingGroup" xmlns:wpi="http://schemas.microsoft.com/office/word/2010/wordprocessingInk" xmlns:wne="http://schemas.microsoft.com/office/word/2006/wordml" xmlns:wps="http://schemas.microsoft.com/office/word/2010/wordprocessingShape" mc:Ignorable="w14 w15 w16se w16cid w16 w16cex w16sdtdh w16sdtfl w16du wp14">
+<w:hdr xmlns:wpc="http://schemas.microsoft.com/office/word/2010/wordprocessingCanvas" xmlns:cx="http://schemas.microsoft.com/office/drawing/2014/chartex" xmlns:cx1="http://schemas.microsoft.com/office/drawing/2015/9/8/chartex" xmlns:cx2="http://schemas.microsoft.com/office/drawing/2015/10/21/chartex" xmlns:cx3="http://schemas.microsoft.com/office/drawing/2016/5/9/chartex" xmlns:cx4="http://schemas.microsoft.com/office/drawing/2016/5/10/chartex" xmlns:cx5="http://schemas.microsoft.com/office/drawing/2016/5/11/chartex" xmlns:cx6="http://schemas.microsoft.com/office/drawing/2016/5/12/chartex" xmlns:cx7="http://schemas.microsoft.com/office/drawing/2016/5/13/chartex" xmlns:cx8="http://schemas.microsoft.com/office/drawing/2016/5/14/chartex" xmlns:mc="http://schemas.openxmlformats.org/markup-compatibility/2006" xmlns:m="http://schemas.openxmlformats.org/officeDocument/2006/math" xmlns:aink="http://schemas.microsoft.com/office/drawing/2016/ink" xmlns:am3d="http://schemas.microsoft.com/office/drawing/2017/model3d" xmlns:oel="http://schemas.microsoft.com/office/2019/extlst" xmlns:r="http://schemas.openxmlformats.org/officeDocument/2006/relationships" xmlns:wp14="http://schemas.microsoft.com/office/word/2010/wordprocessingDrawing" xmlns:wp="http://schemas.openxmlformats.org/drawingml/2006/wordprocessingDrawing" xmlns:wpg="http://schemas.microsoft.com/office/word/2010/wordprocessingGroup" xmlns:wpi="http://schemas.microsoft.com/office/word/2010/wordprocessingInk" xmlns:wps="http://schemas.microsoft.com/office/word/2010/wordprocessingShape" xmlns:o="urn:schemas-microsoft-com:office:office" xmlns:v="urn:schemas-microsoft-com:vml" xmlns:w10="urn:schemas-microsoft-com:office:word" xmlns:w="http://schemas.openxmlformats.org/wordprocessingml/2006/main" xmlns:w14="http://schemas.microsoft.com/office/word/2010/wordml" xmlns:w15="http://schemas.microsoft.com/office/word/2012/wordml" xmlns:w16cei="http://schemas.microsoft.com/office/word/2026/wordml/cei" xmlns:w16cex="http://schemas.microsoft.com/office/word/2018/wordml/cex" xmlns:w16cid="http://schemas.microsoft.com/office/word/2016/wordml/cid" xmlns:w16="http://schemas.microsoft.com/office/word/2018/wordml" xmlns:w16sdtdh="http://schemas.microsoft.com/office/word/2020/wordml/sdtdatahash" xmlns:w16sdtfl="http://schemas.microsoft.com/office/word/2024/wordml/sdtformatlock" xmlns:w16se="http://schemas.microsoft.com/office/word/2015/wordml/symex" xmlns:w16du="http://schemas.microsoft.com/office/word/2023/wordml/word16du" xmlns:wne="http://schemas.microsoft.com/office/word/2006/wordml" mc:Ignorable="w14 w15 w16se w16cid w16 w16cex w16sdtdh w16sdtfl w16du wp14">
   <w:p>
     <w:pPr>
       <w:pStyle w:val="Koptekst"/>
@@ -5943,7 +6833,7 @@
 </file>
 
 <file path=word/styles.xml><?xml version="1.0" encoding="utf-8"?>
-<w:styles xmlns:mc="http://schemas.openxmlformats.org/markup-compatibility/2006" xmlns:r="http://schemas.openxmlformats.org/officeDocument/2006/relationships" xmlns:w="http://schemas.openxmlformats.org/wordprocessingml/2006/main" xmlns:w14="http://schemas.microsoft.com/office/word/2010/wordml" xmlns:w15="http://schemas.microsoft.com/office/word/2012/wordml" xmlns:w16cex="http://schemas.microsoft.com/office/word/2018/wordml/cex" xmlns:w16cid="http://schemas.microsoft.com/office/word/2016/wordml/cid" xmlns:w16="http://schemas.microsoft.com/office/word/2018/wordml" xmlns:w16du="http://schemas.microsoft.com/office/word/2023/wordml/word16du" xmlns:w16sdtdh="http://schemas.microsoft.com/office/word/2020/wordml/sdtdatahash" xmlns:w16sdtfl="http://schemas.microsoft.com/office/word/2024/wordml/sdtformatlock" xmlns:w16se="http://schemas.microsoft.com/office/word/2015/wordml/symex" mc:Ignorable="w14 w15 w16se w16cid w16 w16cex w16sdtdh w16sdtfl w16du">
+<w:styles xmlns:mc="http://schemas.openxmlformats.org/markup-compatibility/2006" xmlns:r="http://schemas.openxmlformats.org/officeDocument/2006/relationships" xmlns:w="http://schemas.openxmlformats.org/wordprocessingml/2006/main" xmlns:w14="http://schemas.microsoft.com/office/word/2010/wordml" xmlns:w15="http://schemas.microsoft.com/office/word/2012/wordml" xmlns:w16cex="http://schemas.microsoft.com/office/word/2018/wordml/cex" xmlns:w16cid="http://schemas.microsoft.com/office/word/2016/wordml/cid" xmlns:w16="http://schemas.microsoft.com/office/word/2018/wordml" xmlns:w16sdtdh="http://schemas.microsoft.com/office/word/2020/wordml/sdtdatahash" xmlns:w16sdtfl="http://schemas.microsoft.com/office/word/2024/wordml/sdtformatlock" xmlns:w16se="http://schemas.microsoft.com/office/word/2015/wordml/symex" xmlns:w16du="http://schemas.microsoft.com/office/word/2023/wordml/word16du" mc:Ignorable="w14 w15 w16se w16cid w16 w16cex w16sdtdh w16sdtfl w16du">
   <w:docDefaults>
     <w:rPrDefault>
       <w:rPr>
